--- a/testdoc/04-3 作品报告（大数据应用赛，2025版）模板.docx
+++ b/testdoc/04-3 作品报告（大数据应用赛，2025版）模板.docx
@@ -161,7 +161,7 @@
           <w:sz w:val="40"/>
           <w:szCs w:val="40"/>
         </w:rPr>
-        <w:t>大数据实践赛作品报告</w:t>
+        <w:t>大数据实践赛作品报</w:t>
       </w:r>
     </w:p>
     <w:p>
@@ -286,6 +286,132 @@
           <w:kern w:val="0"/>
           <w:sz w:val="32"/>
           <w:szCs w:val="32"/>
+        </w:rPr>
+      </w:pPr>
+      <w:pPr>
+        <w:rPr>
+          <w:rFonts w:ascii="黑体" w:eastAsia="黑体" w:hAnsi="黑体"/>
+          <w:sz w:val="28"/>
+          <w:szCs w:val="28"/>
+        </w:rPr>
+      </w:pPr>
+      <w:pPr>
+        <w:pStyle w:val="ae"/>
+        <w:numPr>
+          <w:ilvl w:val="0"/>
+          <w:numId w:val="2"/>
+        </w:numPr>
+        <w:ind w:firstLineChars="0"/>
+        <w:rPr>
+          <w:rFonts w:ascii="华文楷体" w:eastAsia="华文楷体" w:hAnsi="华文楷体"/>
+          <w:color w:val="C0504D" w:themeColor="accent2"/>
+        </w:rPr>
+      </w:pPr>
+      <w:pPr>
+        <w:pStyle w:val="ae"/>
+        <w:numPr>
+          <w:ilvl w:val="0"/>
+          <w:numId w:val="2"/>
+        </w:numPr>
+        <w:ind w:firstLineChars="0"/>
+        <w:rPr>
+          <w:rFonts w:ascii="华文楷体" w:eastAsia="华文楷体" w:hAnsi="华文楷体"/>
+        </w:rPr>
+      </w:pPr>
+      <w:pPr>
+        <w:pStyle w:val="ae"/>
+        <w:numPr>
+          <w:ilvl w:val="0"/>
+          <w:numId w:val="2"/>
+        </w:numPr>
+        <w:ind w:firstLineChars="0"/>
+        <w:rPr>
+          <w:rFonts w:ascii="华文楷体" w:eastAsia="华文楷体" w:hAnsi="华文楷体"/>
+        </w:rPr>
+      </w:pPr>
+      <w:pPr>
+        <w:pStyle w:val="ae"/>
+        <w:numPr>
+          <w:ilvl w:val="0"/>
+          <w:numId w:val="2"/>
+        </w:numPr>
+        <w:ind w:firstLineChars="0"/>
+        <w:rPr>
+          <w:rFonts w:ascii="华文楷体" w:eastAsia="华文楷体" w:hAnsi="华文楷体"/>
+        </w:rPr>
+      </w:pPr>
+      <w:pPr>
+        <w:pStyle w:val="ae"/>
+        <w:numPr>
+          <w:ilvl w:val="0"/>
+          <w:numId w:val="2"/>
+        </w:numPr>
+        <w:ind w:firstLineChars="0"/>
+        <w:rPr>
+          <w:rFonts w:ascii="华文楷体" w:eastAsia="华文楷体" w:hAnsi="华文楷体"/>
+        </w:rPr>
+      </w:pPr>
+      <w:pPr>
+        <w:rPr>
+          <w:rFonts w:ascii="黑体" w:eastAsia="黑体" w:hAnsi="黑体"/>
+          <w:sz w:val="28"/>
+          <w:szCs w:val="28"/>
+        </w:rPr>
+      </w:pPr>
+      <w:pPr>
+        <w:pStyle w:val="ae"/>
+        <w:numPr>
+          <w:ilvl w:val="0"/>
+          <w:numId w:val="2"/>
+        </w:numPr>
+        <w:ind w:firstLineChars="0"/>
+        <w:rPr>
+          <w:rFonts w:ascii="华文楷体" w:eastAsia="华文楷体" w:hAnsi="华文楷体"/>
+          <w:color w:val="C0504D" w:themeColor="accent2"/>
+        </w:rPr>
+      </w:pPr>
+      <w:pPr>
+        <w:pStyle w:val="ae"/>
+        <w:numPr>
+          <w:ilvl w:val="0"/>
+          <w:numId w:val="2"/>
+        </w:numPr>
+        <w:ind w:firstLineChars="0"/>
+        <w:rPr>
+          <w:rFonts w:ascii="华文楷体" w:eastAsia="华文楷体" w:hAnsi="华文楷体"/>
+        </w:rPr>
+      </w:pPr>
+      <w:pPr>
+        <w:pStyle w:val="ae"/>
+        <w:numPr>
+          <w:ilvl w:val="0"/>
+          <w:numId w:val="2"/>
+        </w:numPr>
+        <w:ind w:firstLineChars="0"/>
+        <w:rPr>
+          <w:rFonts w:ascii="华文楷体" w:eastAsia="华文楷体" w:hAnsi="华文楷体"/>
+        </w:rPr>
+      </w:pPr>
+      <w:pPr>
+        <w:pStyle w:val="ae"/>
+        <w:numPr>
+          <w:ilvl w:val="0"/>
+          <w:numId w:val="2"/>
+        </w:numPr>
+        <w:ind w:firstLineChars="0"/>
+        <w:rPr>
+          <w:rFonts w:ascii="华文楷体" w:eastAsia="华文楷体" w:hAnsi="华文楷体"/>
+        </w:rPr>
+      </w:pPr>
+      <w:pPr>
+        <w:pStyle w:val="ae"/>
+        <w:numPr>
+          <w:ilvl w:val="0"/>
+          <w:numId w:val="2"/>
+        </w:numPr>
+        <w:ind w:firstLineChars="0"/>
+        <w:rPr>
+          <w:rFonts w:ascii="华文楷体" w:eastAsia="华文楷体" w:hAnsi="华文楷体"/>
         </w:rPr>
       </w:pPr>
       <w:pPr>

--- a/testdoc/04-3 作品报告（大数据应用赛，2025版）模板.docx
+++ b/testdoc/04-3 作品报告（大数据应用赛，2025版）模板.docx
@@ -1,6 +1,6 @@
 
 <file path=word/document.xml><?xml version="1.0" encoding="utf-8"?>
-<w:document xmlns:wpc="http://schemas.microsoft.com/office/word/2010/wordprocessingCanvas" xmlns:cx="http://schemas.microsoft.com/office/drawing/2014/chartex" xmlns:cx1="http://schemas.microsoft.com/office/drawing/2015/9/8/chartex" xmlns:cx2="http://schemas.microsoft.com/office/drawing/2015/10/21/chartex" xmlns:cx3="http://schemas.microsoft.com/office/drawing/2016/5/9/chartex" xmlns:cx4="http://schemas.microsoft.com/office/drawing/2016/5/10/chartex" xmlns:cx5="http://schemas.microsoft.com/office/drawing/2016/5/11/chartex" xmlns:cx6="http://schemas.microsoft.com/office/drawing/2016/5/12/chartex" xmlns:cx7="http://schemas.microsoft.com/office/drawing/2016/5/13/chartex" xmlns:cx8="http://schemas.microsoft.com/office/drawing/2016/5/14/chartex" xmlns:mc="http://schemas.openxmlformats.org/markup-compatibility/2006" xmlns:aink="http://schemas.microsoft.com/office/drawing/2016/ink" xmlns:am3d="http://schemas.microsoft.com/office/drawing/2017/model3d" xmlns:o="urn:schemas-microsoft-com:office:office" xmlns:r="http://schemas.openxmlformats.org/officeDocument/2006/relationships" xmlns:m="http://schemas.openxmlformats.org/officeDocument/2006/math" xmlns:v="urn:schemas-microsoft-com:vml" xmlns:wp14="http://schemas.microsoft.com/office/word/2010/wordprocessingDrawing" xmlns:wp="http://schemas.openxmlformats.org/drawingml/2006/wordprocessingDrawing" xmlns:w10="urn:schemas-microsoft-com:office:word" xmlns:w="http://schemas.openxmlformats.org/wordprocessingml/2006/main" xmlns:w14="http://schemas.microsoft.com/office/word/2010/wordml" xmlns:w15="http://schemas.microsoft.com/office/word/2012/wordml" xmlns:w16cex="http://schemas.microsoft.com/office/word/2018/wordml/cex" xmlns:w16cid="http://schemas.microsoft.com/office/word/2016/wordml/cid" xmlns:w16="http://schemas.microsoft.com/office/word/2018/wordml" xmlns:w16sdtdh="http://schemas.microsoft.com/office/word/2020/wordml/sdtdatahash" xmlns:w16se="http://schemas.microsoft.com/office/word/2015/wordml/symex" xmlns:wpg="http://schemas.microsoft.com/office/word/2010/wordprocessingGroup" xmlns:wpi="http://schemas.microsoft.com/office/word/2010/wordprocessingInk" xmlns:wne="http://schemas.microsoft.com/office/word/2006/wordml" xmlns:wps="http://schemas.microsoft.com/office/word/2010/wordprocessingShape" mc:Ignorable="w14 w15 w16se w16cid w16 w16cex w16sdtdh wp14">
+<w:document xmlns:wpc="http://schemas.microsoft.com/office/word/2010/wordprocessingCanvas" xmlns:cx="http://schemas.microsoft.com/office/drawing/2014/chartex" xmlns:cx1="http://schemas.microsoft.com/office/drawing/2015/9/8/chartex" xmlns:cx2="http://schemas.microsoft.com/office/drawing/2015/10/21/chartex" xmlns:cx3="http://schemas.microsoft.com/office/drawing/2016/5/9/chartex" xmlns:cx4="http://schemas.microsoft.com/office/drawing/2016/5/10/chartex" xmlns:cx5="http://schemas.microsoft.com/office/drawing/2016/5/11/chartex" xmlns:cx6="http://schemas.microsoft.com/office/drawing/2016/5/12/chartex" xmlns:cx7="http://schemas.microsoft.com/office/drawing/2016/5/13/chartex" xmlns:cx8="http://schemas.microsoft.com/office/drawing/2016/5/14/chartex" xmlns:mc="http://schemas.openxmlformats.org/markup-compatibility/2006" xmlns:aink="http://schemas.microsoft.com/office/drawing/2016/ink" xmlns:am3d="http://schemas.microsoft.com/office/drawing/2017/model3d" xmlns:o="urn:schemas-microsoft-com:office:office" xmlns:oel="http://schemas.microsoft.com/office/2019/extlst" xmlns:r="http://schemas.openxmlformats.org/officeDocument/2006/relationships" xmlns:m="http://schemas.openxmlformats.org/officeDocument/2006/math" xmlns:v="urn:schemas-microsoft-com:vml" xmlns:wp14="http://schemas.microsoft.com/office/word/2010/wordprocessingDrawing" xmlns:wp="http://schemas.openxmlformats.org/drawingml/2006/wordprocessingDrawing" xmlns:w10="urn:schemas-microsoft-com:office:word" xmlns:w="http://schemas.openxmlformats.org/wordprocessingml/2006/main" xmlns:w14="http://schemas.microsoft.com/office/word/2010/wordml" xmlns:w15="http://schemas.microsoft.com/office/word/2012/wordml" xmlns:w16cex="http://schemas.microsoft.com/office/word/2018/wordml/cex" xmlns:w16cid="http://schemas.microsoft.com/office/word/2016/wordml/cid" xmlns:w16="http://schemas.microsoft.com/office/word/2018/wordml" xmlns:w16du="http://schemas.microsoft.com/office/word/2023/wordml/word16du" xmlns:w16sdtdh="http://schemas.microsoft.com/office/word/2020/wordml/sdtdatahash" xmlns:w16sdtfl="http://schemas.microsoft.com/office/word/2024/wordml/sdtformatlock" xmlns:w16se="http://schemas.microsoft.com/office/word/2015/wordml/symex" xmlns:wpg="http://schemas.microsoft.com/office/word/2010/wordprocessingGroup" xmlns:wpi="http://schemas.microsoft.com/office/word/2010/wordprocessingInk" xmlns:wne="http://schemas.microsoft.com/office/word/2006/wordml" xmlns:wps="http://schemas.microsoft.com/office/word/2010/wordprocessingShape" mc:Ignorable="w14 w15 w16se w16cid w16 w16cex w16sdtdh w16sdtfl w16du wp14">
   <w:body>
     <w:p>
       <w:pPr>
@@ -9,7 +9,7 @@
         <w:spacing w:line="360" w:lineRule="atLeast"/>
         <w:jc w:val="center"/>
         <w:rPr>
-          <w:rFonts w:ascii="华文中宋" w:eastAsia="华文中宋" w:hAnsi="华文中宋" w:cs="Arial"/>
+          <w:rFonts w:ascii="华文中宋" w:eastAsia="华文中宋" w:hAnsi="华文中宋" w:cs="Arial" w:hint="eastAsia"/>
           <w:b/>
           <w:bCs/>
           <w:color w:val="333333"/>
@@ -74,17 +74,6 @@
         <w:spacing w:line="360" w:lineRule="atLeast"/>
         <w:jc w:val="center"/>
         <w:rPr>
-          <w:rFonts w:ascii="华文中宋" w:eastAsia="华文中宋" w:hAnsi="华文中宋" w:cs="Arial"/>
-          <w:b/>
-          <w:bCs/>
-          <w:color w:val="333333"/>
-          <w:kern w:val="0"/>
-          <w:sz w:val="56"/>
-          <w:szCs w:val="56"/>
-        </w:rPr>
-      </w:pPr>
-      <w:r>
-        <w:rPr>
           <w:rFonts w:ascii="华文中宋" w:eastAsia="华文中宋" w:hAnsi="华文中宋" w:cs="Arial" w:hint="eastAsia"/>
           <w:b/>
           <w:bCs/>
@@ -93,6 +82,17 @@
           <w:sz w:val="56"/>
           <w:szCs w:val="56"/>
         </w:rPr>
+      </w:pPr>
+      <w:r>
+        <w:rPr>
+          <w:rFonts w:ascii="华文中宋" w:eastAsia="华文中宋" w:hAnsi="华文中宋" w:cs="Arial" w:hint="eastAsia"/>
+          <w:b/>
+          <w:bCs/>
+          <w:color w:val="333333"/>
+          <w:kern w:val="0"/>
+          <w:sz w:val="56"/>
+          <w:szCs w:val="56"/>
+        </w:rPr>
         <w:t>2025年（第18届）</w:t>
       </w:r>
     </w:p>
@@ -103,17 +103,6 @@
         <w:spacing w:line="360" w:lineRule="atLeast"/>
         <w:jc w:val="distribute"/>
         <w:rPr>
-          <w:rFonts w:ascii="华文中宋" w:eastAsia="华文中宋" w:hAnsi="华文中宋" w:cs="Arial"/>
-          <w:b/>
-          <w:bCs/>
-          <w:color w:val="333333"/>
-          <w:kern w:val="0"/>
-          <w:sz w:val="56"/>
-          <w:szCs w:val="56"/>
-        </w:rPr>
-      </w:pPr>
-      <w:r>
-        <w:rPr>
           <w:rFonts w:ascii="华文中宋" w:eastAsia="华文中宋" w:hAnsi="华文中宋" w:cs="Arial" w:hint="eastAsia"/>
           <w:b/>
           <w:bCs/>
@@ -122,7 +111,18 @@
           <w:sz w:val="56"/>
           <w:szCs w:val="56"/>
         </w:rPr>
-        <w:t>中国大学生计算机设</w:t>
+      </w:pPr>
+      <w:r>
+        <w:rPr>
+          <w:rFonts w:ascii="华文中宋" w:eastAsia="华文中宋" w:hAnsi="华文中宋" w:cs="Arial" w:hint="eastAsia"/>
+          <w:b/>
+          <w:bCs/>
+          <w:color w:val="333333"/>
+          <w:kern w:val="0"/>
+          <w:sz w:val="56"/>
+          <w:szCs w:val="56"/>
+        </w:rPr>
+        <w:t>中国高校计算机专业学生</w:t>
       </w:r>
     </w:p>
     <w:p>
@@ -146,7 +146,7 @@
         <w:spacing w:beforeLines="200" w:before="624" w:afterLines="200" w:after="624" w:line="360" w:lineRule="atLeast"/>
         <w:jc w:val="center"/>
         <w:rPr>
-          <w:rFonts w:ascii="华文楷体" w:eastAsia="华文楷体" w:hAnsi="华文楷体" w:cs="Arial"/>
+          <w:rFonts w:ascii="华文楷体" w:eastAsia="华文楷体" w:hAnsi="华文楷体" w:cs="Arial" w:hint="eastAsia"/>
           <w:color w:val="333333"/>
           <w:kern w:val="0"/>
           <w:sz w:val="40"/>
@@ -161,7 +161,7 @@
           <w:sz w:val="40"/>
           <w:szCs w:val="40"/>
         </w:rPr>
-        <w:t>大数据实践赛作品报</w:t>
+        <w:t>大数据实践赛作品</w:t>
       </w:r>
     </w:p>
     <w:p>
@@ -174,7 +174,7 @@
         <w:ind w:leftChars="135" w:left="283"/>
         <w:jc w:val="left"/>
         <w:rPr>
-          <w:rFonts w:ascii="宋体" w:eastAsia="宋体" w:hAnsi="宋体" w:cs="Arial"/>
+          <w:rFonts w:ascii="宋体" w:eastAsia="宋体" w:hAnsi="宋体" w:cs="Arial" w:hint="eastAsia"/>
           <w:color w:val="333333"/>
           <w:kern w:val="0"/>
           <w:sz w:val="32"/>
@@ -213,7 +213,7 @@
         <w:ind w:leftChars="135" w:left="283"/>
         <w:jc w:val="left"/>
         <w:rPr>
-          <w:rFonts w:ascii="宋体" w:eastAsia="宋体" w:hAnsi="宋体" w:cs="Arial"/>
+          <w:rFonts w:ascii="宋体" w:eastAsia="宋体" w:hAnsi="宋体" w:cs="Arial" w:hint="eastAsia"/>
           <w:color w:val="333333"/>
           <w:kern w:val="0"/>
           <w:sz w:val="32"/>
@@ -228,7 +228,7 @@
           <w:sz w:val="32"/>
           <w:szCs w:val="32"/>
         </w:rPr>
-        <w:t>作品名称：</w:t>
+        <w:t>作品名：</w:t>
       </w:r>
       <w:r>
         <w:rPr>
@@ -252,7 +252,7 @@
         <w:ind w:leftChars="135" w:left="283" w:firstLineChars="500" w:firstLine="1600"/>
         <w:jc w:val="left"/>
         <w:rPr>
-          <w:rFonts w:ascii="宋体" w:eastAsia="宋体" w:hAnsi="宋体" w:cs="Arial"/>
+          <w:rFonts w:ascii="宋体" w:eastAsia="宋体" w:hAnsi="宋体" w:cs="Arial" w:hint="eastAsia"/>
           <w:color w:val="333333"/>
           <w:kern w:val="0"/>
           <w:sz w:val="32"/>
@@ -273,19 +273,87 @@
     </w:p>
     <w:p>
       <w:pPr>
+        <w:pStyle w:val="ae"/>
         <w:widowControl/>
+        <w:numPr>
+          <w:ilvl w:val="0"/>
+          <w:numId w:val="2"/>
+        </w:numPr>
         <w:shd w:val="clear" w:color="auto" w:fill="FFFFFF"/>
         <w:adjustRightInd w:val="0"/>
         <w:snapToGrid w:val="0"/>
         <w:spacing w:beforeLines="50" w:before="156" w:afterLines="50" w:after="156" w:line="360" w:lineRule="atLeast"/>
-        <w:ind w:leftChars="135" w:left="283"/>
+        <w:ind w:leftChars="135" w:left="703" w:firstLineChars="0"/>
         <w:jc w:val="left"/>
         <w:rPr>
-          <w:rFonts w:ascii="宋体" w:eastAsia="宋体" w:hAnsi="宋体" w:cs="Arial"/>
-          <w:color w:val="333333"/>
-          <w:kern w:val="0"/>
-          <w:sz w:val="32"/>
-          <w:szCs w:val="32"/>
+          <w:rFonts w:ascii="华文楷体" w:eastAsia="华文楷体" w:hAnsi="华文楷体" w:cs="Arial" w:hint="eastAsia"/>
+          <w:color w:val="C0504D" w:themeColor="accent2"/>
+          <w:kern w:val="0"/>
+          <w:sz w:val="28"/>
+          <w:szCs w:val="28"/>
+        </w:rPr>
+      </w:pPr>
+      <w:pPr>
+        <w:rPr>
+          <w:rFonts w:ascii="黑体" w:eastAsia="黑体" w:hAnsi="黑体" w:hint="eastAsia"/>
+          <w:sz w:val="28"/>
+          <w:szCs w:val="28"/>
+        </w:rPr>
+      </w:pPr>
+      <w:pPr>
+        <w:pStyle w:val="ae"/>
+        <w:numPr>
+          <w:ilvl w:val="0"/>
+          <w:numId w:val="2"/>
+        </w:numPr>
+        <w:ind w:firstLineChars="0"/>
+        <w:rPr>
+          <w:rFonts w:ascii="华文楷体" w:eastAsia="华文楷体" w:hAnsi="华文楷体" w:hint="eastAsia"/>
+          <w:color w:val="C0504D" w:themeColor="accent2"/>
+        </w:rPr>
+      </w:pPr>
+      <w:pPr>
+        <w:pStyle w:val="ae"/>
+        <w:numPr>
+          <w:ilvl w:val="0"/>
+          <w:numId w:val="2"/>
+        </w:numPr>
+        <w:ind w:firstLineChars="0"/>
+        <w:rPr>
+          <w:rFonts w:ascii="华文楷体" w:eastAsia="华文楷体" w:hAnsi="华文楷体" w:hint="eastAsia"/>
+        </w:rPr>
+      </w:pPr>
+      <w:pPr>
+        <w:pStyle w:val="ae"/>
+        <w:numPr>
+          <w:ilvl w:val="0"/>
+          <w:numId w:val="2"/>
+        </w:numPr>
+        <w:ind w:firstLineChars="0"/>
+        <w:rPr>
+          <w:rFonts w:ascii="华文楷体" w:eastAsia="华文楷体" w:hAnsi="华文楷体" w:hint="eastAsia"/>
+        </w:rPr>
+      </w:pPr>
+      <w:pPr>
+        <w:pStyle w:val="ae"/>
+        <w:numPr>
+          <w:ilvl w:val="0"/>
+          <w:numId w:val="2"/>
+        </w:numPr>
+        <w:ind w:firstLineChars="0"/>
+        <w:rPr>
+          <w:rFonts w:ascii="华文楷体" w:eastAsia="华文楷体" w:hAnsi="华文楷体" w:hint="eastAsia"/>
+        </w:rPr>
+      </w:pPr>
+      <w:pPr>
+        <w:pStyle w:val="ae"/>
+        <w:numPr>
+          <w:ilvl w:val="0"/>
+          <w:numId w:val="2"/>
+        </w:numPr>
+        <w:ind w:firstLineChars="0"/>
+        <w:rPr>
+          <w:rFonts w:ascii="华文楷体" w:eastAsia="华文楷体" w:hAnsi="华文楷体" w:hint="eastAsia"/>
         </w:rPr>
       </w:pPr>
       <w:pPr>
@@ -353,6 +421,69 @@
       </w:pPr>
       <w:pPr>
         <w:rPr>
+          <w:rFonts w:ascii="黑体" w:eastAsia="黑体" w:hAnsi="黑体" w:hint="eastAsia"/>
+          <w:sz w:val="28"/>
+          <w:szCs w:val="28"/>
+        </w:rPr>
+      </w:pPr>
+      <w:pPr>
+        <w:pStyle w:val="ae"/>
+        <w:numPr>
+          <w:ilvl w:val="0"/>
+          <w:numId w:val="2"/>
+        </w:numPr>
+        <w:ind w:firstLineChars="0"/>
+        <w:rPr>
+          <w:rFonts w:ascii="华文楷体" w:eastAsia="华文楷体" w:hAnsi="华文楷体" w:hint="eastAsia"/>
+          <w:color w:val="C0504D" w:themeColor="accent2"/>
+        </w:rPr>
+      </w:pPr>
+      <w:pPr>
+        <w:pStyle w:val="ae"/>
+        <w:numPr>
+          <w:ilvl w:val="0"/>
+          <w:numId w:val="2"/>
+        </w:numPr>
+        <w:ind w:firstLineChars="0"/>
+        <w:rPr>
+          <w:rFonts w:ascii="华文楷体" w:eastAsia="华文楷体" w:hAnsi="华文楷体" w:hint="eastAsia"/>
+        </w:rPr>
+      </w:pPr>
+      <w:pPr>
+        <w:pStyle w:val="ae"/>
+        <w:numPr>
+          <w:ilvl w:val="0"/>
+          <w:numId w:val="2"/>
+        </w:numPr>
+        <w:ind w:firstLineChars="0"/>
+        <w:rPr>
+          <w:rFonts w:ascii="华文楷体" w:eastAsia="华文楷体" w:hAnsi="华文楷体" w:hint="eastAsia"/>
+        </w:rPr>
+      </w:pPr>
+      <w:pPr>
+        <w:pStyle w:val="ae"/>
+        <w:numPr>
+          <w:ilvl w:val="0"/>
+          <w:numId w:val="2"/>
+        </w:numPr>
+        <w:ind w:firstLineChars="0"/>
+        <w:rPr>
+          <w:rFonts w:ascii="华文楷体" w:eastAsia="华文楷体" w:hAnsi="华文楷体" w:hint="eastAsia"/>
+        </w:rPr>
+      </w:pPr>
+      <w:pPr>
+        <w:pStyle w:val="ae"/>
+        <w:numPr>
+          <w:ilvl w:val="0"/>
+          <w:numId w:val="2"/>
+        </w:numPr>
+        <w:ind w:firstLineChars="0"/>
+        <w:rPr>
+          <w:rFonts w:ascii="华文楷体" w:eastAsia="华文楷体" w:hAnsi="华文楷体" w:hint="eastAsia"/>
+        </w:rPr>
+      </w:pPr>
+      <w:pPr>
+        <w:rPr>
           <w:rFonts w:ascii="黑体" w:eastAsia="黑体" w:hAnsi="黑体"/>
           <w:sz w:val="28"/>
           <w:szCs w:val="28"/>
@@ -416,6 +547,69 @@
       </w:pPr>
       <w:pPr>
         <w:rPr>
+          <w:rFonts w:ascii="黑体" w:eastAsia="黑体" w:hAnsi="黑体" w:hint="eastAsia"/>
+          <w:sz w:val="28"/>
+          <w:szCs w:val="28"/>
+        </w:rPr>
+      </w:pPr>
+      <w:pPr>
+        <w:pStyle w:val="ae"/>
+        <w:numPr>
+          <w:ilvl w:val="0"/>
+          <w:numId w:val="2"/>
+        </w:numPr>
+        <w:ind w:firstLineChars="0"/>
+        <w:rPr>
+          <w:rFonts w:ascii="华文楷体" w:eastAsia="华文楷体" w:hAnsi="华文楷体" w:hint="eastAsia"/>
+          <w:color w:val="C0504D" w:themeColor="accent2"/>
+        </w:rPr>
+      </w:pPr>
+      <w:pPr>
+        <w:pStyle w:val="ae"/>
+        <w:numPr>
+          <w:ilvl w:val="0"/>
+          <w:numId w:val="2"/>
+        </w:numPr>
+        <w:ind w:firstLineChars="0"/>
+        <w:rPr>
+          <w:rFonts w:ascii="华文楷体" w:eastAsia="华文楷体" w:hAnsi="华文楷体" w:hint="eastAsia"/>
+        </w:rPr>
+      </w:pPr>
+      <w:pPr>
+        <w:pStyle w:val="ae"/>
+        <w:numPr>
+          <w:ilvl w:val="0"/>
+          <w:numId w:val="2"/>
+        </w:numPr>
+        <w:ind w:firstLineChars="0"/>
+        <w:rPr>
+          <w:rFonts w:ascii="华文楷体" w:eastAsia="华文楷体" w:hAnsi="华文楷体" w:hint="eastAsia"/>
+        </w:rPr>
+      </w:pPr>
+      <w:pPr>
+        <w:pStyle w:val="ae"/>
+        <w:numPr>
+          <w:ilvl w:val="0"/>
+          <w:numId w:val="2"/>
+        </w:numPr>
+        <w:ind w:firstLineChars="0"/>
+        <w:rPr>
+          <w:rFonts w:ascii="华文楷体" w:eastAsia="华文楷体" w:hAnsi="华文楷体" w:hint="eastAsia"/>
+        </w:rPr>
+      </w:pPr>
+      <w:pPr>
+        <w:pStyle w:val="ae"/>
+        <w:numPr>
+          <w:ilvl w:val="0"/>
+          <w:numId w:val="2"/>
+        </w:numPr>
+        <w:ind w:firstLineChars="0"/>
+        <w:rPr>
+          <w:rFonts w:ascii="华文楷体" w:eastAsia="华文楷体" w:hAnsi="华文楷体" w:hint="eastAsia"/>
+        </w:rPr>
+      </w:pPr>
+      <w:pPr>
+        <w:rPr>
           <w:rFonts w:ascii="黑体" w:eastAsia="黑体" w:hAnsi="黑体"/>
           <w:sz w:val="28"/>
           <w:szCs w:val="28"/>
@@ -479,6 +673,69 @@
       </w:pPr>
       <w:pPr>
         <w:rPr>
+          <w:rFonts w:ascii="黑体" w:eastAsia="黑体" w:hAnsi="黑体" w:hint="eastAsia"/>
+          <w:sz w:val="28"/>
+          <w:szCs w:val="28"/>
+        </w:rPr>
+      </w:pPr>
+      <w:pPr>
+        <w:pStyle w:val="ae"/>
+        <w:numPr>
+          <w:ilvl w:val="0"/>
+          <w:numId w:val="2"/>
+        </w:numPr>
+        <w:ind w:firstLineChars="0"/>
+        <w:rPr>
+          <w:rFonts w:ascii="华文楷体" w:eastAsia="华文楷体" w:hAnsi="华文楷体" w:hint="eastAsia"/>
+          <w:color w:val="C0504D" w:themeColor="accent2"/>
+        </w:rPr>
+      </w:pPr>
+      <w:pPr>
+        <w:pStyle w:val="ae"/>
+        <w:numPr>
+          <w:ilvl w:val="0"/>
+          <w:numId w:val="2"/>
+        </w:numPr>
+        <w:ind w:firstLineChars="0"/>
+        <w:rPr>
+          <w:rFonts w:ascii="华文楷体" w:eastAsia="华文楷体" w:hAnsi="华文楷体" w:hint="eastAsia"/>
+        </w:rPr>
+      </w:pPr>
+      <w:pPr>
+        <w:pStyle w:val="ae"/>
+        <w:numPr>
+          <w:ilvl w:val="0"/>
+          <w:numId w:val="2"/>
+        </w:numPr>
+        <w:ind w:firstLineChars="0"/>
+        <w:rPr>
+          <w:rFonts w:ascii="华文楷体" w:eastAsia="华文楷体" w:hAnsi="华文楷体" w:hint="eastAsia"/>
+        </w:rPr>
+      </w:pPr>
+      <w:pPr>
+        <w:pStyle w:val="ae"/>
+        <w:numPr>
+          <w:ilvl w:val="0"/>
+          <w:numId w:val="2"/>
+        </w:numPr>
+        <w:ind w:firstLineChars="0"/>
+        <w:rPr>
+          <w:rFonts w:ascii="华文楷体" w:eastAsia="华文楷体" w:hAnsi="华文楷体" w:hint="eastAsia"/>
+        </w:rPr>
+      </w:pPr>
+      <w:pPr>
+        <w:pStyle w:val="ae"/>
+        <w:numPr>
+          <w:ilvl w:val="0"/>
+          <w:numId w:val="2"/>
+        </w:numPr>
+        <w:ind w:firstLineChars="0"/>
+        <w:rPr>
+          <w:rFonts w:ascii="华文楷体" w:eastAsia="华文楷体" w:hAnsi="华文楷体" w:hint="eastAsia"/>
+        </w:rPr>
+      </w:pPr>
+      <w:pPr>
+        <w:rPr>
           <w:rFonts w:ascii="黑体" w:eastAsia="黑体" w:hAnsi="黑体"/>
           <w:sz w:val="28"/>
           <w:szCs w:val="28"/>
@@ -542,6 +799,69 @@
       </w:pPr>
       <w:pPr>
         <w:rPr>
+          <w:rFonts w:ascii="黑体" w:eastAsia="黑体" w:hAnsi="黑体" w:hint="eastAsia"/>
+          <w:sz w:val="28"/>
+          <w:szCs w:val="28"/>
+        </w:rPr>
+      </w:pPr>
+      <w:pPr>
+        <w:pStyle w:val="ae"/>
+        <w:numPr>
+          <w:ilvl w:val="0"/>
+          <w:numId w:val="2"/>
+        </w:numPr>
+        <w:ind w:firstLineChars="0"/>
+        <w:rPr>
+          <w:rFonts w:ascii="华文楷体" w:eastAsia="华文楷体" w:hAnsi="华文楷体" w:hint="eastAsia"/>
+          <w:color w:val="C0504D" w:themeColor="accent2"/>
+        </w:rPr>
+      </w:pPr>
+      <w:pPr>
+        <w:pStyle w:val="ae"/>
+        <w:numPr>
+          <w:ilvl w:val="0"/>
+          <w:numId w:val="2"/>
+        </w:numPr>
+        <w:ind w:firstLineChars="0"/>
+        <w:rPr>
+          <w:rFonts w:ascii="华文楷体" w:eastAsia="华文楷体" w:hAnsi="华文楷体" w:hint="eastAsia"/>
+        </w:rPr>
+      </w:pPr>
+      <w:pPr>
+        <w:pStyle w:val="ae"/>
+        <w:numPr>
+          <w:ilvl w:val="0"/>
+          <w:numId w:val="2"/>
+        </w:numPr>
+        <w:ind w:firstLineChars="0"/>
+        <w:rPr>
+          <w:rFonts w:ascii="华文楷体" w:eastAsia="华文楷体" w:hAnsi="华文楷体" w:hint="eastAsia"/>
+        </w:rPr>
+      </w:pPr>
+      <w:pPr>
+        <w:pStyle w:val="ae"/>
+        <w:numPr>
+          <w:ilvl w:val="0"/>
+          <w:numId w:val="2"/>
+        </w:numPr>
+        <w:ind w:firstLineChars="0"/>
+        <w:rPr>
+          <w:rFonts w:ascii="华文楷体" w:eastAsia="华文楷体" w:hAnsi="华文楷体" w:hint="eastAsia"/>
+        </w:rPr>
+      </w:pPr>
+      <w:pPr>
+        <w:pStyle w:val="ae"/>
+        <w:numPr>
+          <w:ilvl w:val="0"/>
+          <w:numId w:val="2"/>
+        </w:numPr>
+        <w:ind w:firstLineChars="0"/>
+        <w:rPr>
+          <w:rFonts w:ascii="华文楷体" w:eastAsia="华文楷体" w:hAnsi="华文楷体" w:hint="eastAsia"/>
+        </w:rPr>
+      </w:pPr>
+      <w:pPr>
+        <w:rPr>
           <w:rFonts w:ascii="黑体" w:eastAsia="黑体" w:hAnsi="黑体"/>
           <w:sz w:val="28"/>
           <w:szCs w:val="28"/>
@@ -605,6 +925,69 @@
       </w:pPr>
       <w:pPr>
         <w:rPr>
+          <w:rFonts w:ascii="黑体" w:eastAsia="黑体" w:hAnsi="黑体" w:hint="eastAsia"/>
+          <w:sz w:val="28"/>
+          <w:szCs w:val="28"/>
+        </w:rPr>
+      </w:pPr>
+      <w:pPr>
+        <w:pStyle w:val="ae"/>
+        <w:numPr>
+          <w:ilvl w:val="0"/>
+          <w:numId w:val="2"/>
+        </w:numPr>
+        <w:ind w:firstLineChars="0"/>
+        <w:rPr>
+          <w:rFonts w:ascii="华文楷体" w:eastAsia="华文楷体" w:hAnsi="华文楷体" w:hint="eastAsia"/>
+          <w:color w:val="C0504D" w:themeColor="accent2"/>
+        </w:rPr>
+      </w:pPr>
+      <w:pPr>
+        <w:pStyle w:val="ae"/>
+        <w:numPr>
+          <w:ilvl w:val="0"/>
+          <w:numId w:val="2"/>
+        </w:numPr>
+        <w:ind w:firstLineChars="0"/>
+        <w:rPr>
+          <w:rFonts w:ascii="华文楷体" w:eastAsia="华文楷体" w:hAnsi="华文楷体" w:hint="eastAsia"/>
+        </w:rPr>
+      </w:pPr>
+      <w:pPr>
+        <w:pStyle w:val="ae"/>
+        <w:numPr>
+          <w:ilvl w:val="0"/>
+          <w:numId w:val="2"/>
+        </w:numPr>
+        <w:ind w:firstLineChars="0"/>
+        <w:rPr>
+          <w:rFonts w:ascii="华文楷体" w:eastAsia="华文楷体" w:hAnsi="华文楷体" w:hint="eastAsia"/>
+        </w:rPr>
+      </w:pPr>
+      <w:pPr>
+        <w:pStyle w:val="ae"/>
+        <w:numPr>
+          <w:ilvl w:val="0"/>
+          <w:numId w:val="2"/>
+        </w:numPr>
+        <w:ind w:firstLineChars="0"/>
+        <w:rPr>
+          <w:rFonts w:ascii="华文楷体" w:eastAsia="华文楷体" w:hAnsi="华文楷体" w:hint="eastAsia"/>
+        </w:rPr>
+      </w:pPr>
+      <w:pPr>
+        <w:pStyle w:val="ae"/>
+        <w:numPr>
+          <w:ilvl w:val="0"/>
+          <w:numId w:val="2"/>
+        </w:numPr>
+        <w:ind w:firstLineChars="0"/>
+        <w:rPr>
+          <w:rFonts w:ascii="华文楷体" w:eastAsia="华文楷体" w:hAnsi="华文楷体" w:hint="eastAsia"/>
+        </w:rPr>
+      </w:pPr>
+      <w:pPr>
+        <w:rPr>
           <w:rFonts w:ascii="黑体" w:eastAsia="黑体" w:hAnsi="黑体"/>
           <w:sz w:val="28"/>
           <w:szCs w:val="28"/>
@@ -668,6 +1051,69 @@
       </w:pPr>
       <w:pPr>
         <w:rPr>
+          <w:rFonts w:ascii="黑体" w:eastAsia="黑体" w:hAnsi="黑体" w:hint="eastAsia"/>
+          <w:sz w:val="28"/>
+          <w:szCs w:val="28"/>
+        </w:rPr>
+      </w:pPr>
+      <w:pPr>
+        <w:pStyle w:val="ae"/>
+        <w:numPr>
+          <w:ilvl w:val="0"/>
+          <w:numId w:val="2"/>
+        </w:numPr>
+        <w:ind w:firstLineChars="0"/>
+        <w:rPr>
+          <w:rFonts w:ascii="华文楷体" w:eastAsia="华文楷体" w:hAnsi="华文楷体" w:hint="eastAsia"/>
+          <w:color w:val="C0504D" w:themeColor="accent2"/>
+        </w:rPr>
+      </w:pPr>
+      <w:pPr>
+        <w:pStyle w:val="ae"/>
+        <w:numPr>
+          <w:ilvl w:val="0"/>
+          <w:numId w:val="2"/>
+        </w:numPr>
+        <w:ind w:firstLineChars="0"/>
+        <w:rPr>
+          <w:rFonts w:ascii="华文楷体" w:eastAsia="华文楷体" w:hAnsi="华文楷体" w:hint="eastAsia"/>
+        </w:rPr>
+      </w:pPr>
+      <w:pPr>
+        <w:pStyle w:val="ae"/>
+        <w:numPr>
+          <w:ilvl w:val="0"/>
+          <w:numId w:val="2"/>
+        </w:numPr>
+        <w:ind w:firstLineChars="0"/>
+        <w:rPr>
+          <w:rFonts w:ascii="华文楷体" w:eastAsia="华文楷体" w:hAnsi="华文楷体" w:hint="eastAsia"/>
+        </w:rPr>
+      </w:pPr>
+      <w:pPr>
+        <w:pStyle w:val="ae"/>
+        <w:numPr>
+          <w:ilvl w:val="0"/>
+          <w:numId w:val="2"/>
+        </w:numPr>
+        <w:ind w:firstLineChars="0"/>
+        <w:rPr>
+          <w:rFonts w:ascii="华文楷体" w:eastAsia="华文楷体" w:hAnsi="华文楷体" w:hint="eastAsia"/>
+        </w:rPr>
+      </w:pPr>
+      <w:pPr>
+        <w:pStyle w:val="ae"/>
+        <w:numPr>
+          <w:ilvl w:val="0"/>
+          <w:numId w:val="2"/>
+        </w:numPr>
+        <w:ind w:firstLineChars="0"/>
+        <w:rPr>
+          <w:rFonts w:ascii="华文楷体" w:eastAsia="华文楷体" w:hAnsi="华文楷体" w:hint="eastAsia"/>
+        </w:rPr>
+      </w:pPr>
+      <w:pPr>
+        <w:rPr>
           <w:rFonts w:ascii="黑体" w:eastAsia="黑体" w:hAnsi="黑体"/>
           <w:sz w:val="28"/>
           <w:szCs w:val="28"/>
@@ -729,318 +1175,221 @@
           <w:rFonts w:ascii="华文楷体" w:eastAsia="华文楷体" w:hAnsi="华文楷体"/>
         </w:rPr>
       </w:pPr>
-      <w:pPr>
-        <w:rPr>
-          <w:rFonts w:ascii="黑体" w:eastAsia="黑体" w:hAnsi="黑体"/>
-          <w:sz w:val="28"/>
-          <w:szCs w:val="28"/>
-        </w:rPr>
-      </w:pPr>
-      <w:pPr>
-        <w:pStyle w:val="ae"/>
-        <w:numPr>
-          <w:ilvl w:val="0"/>
-          <w:numId w:val="2"/>
-        </w:numPr>
-        <w:ind w:firstLineChars="0"/>
-        <w:rPr>
-          <w:rFonts w:ascii="华文楷体" w:eastAsia="华文楷体" w:hAnsi="华文楷体"/>
-          <w:color w:val="C0504D" w:themeColor="accent2"/>
-        </w:rPr>
-      </w:pPr>
-      <w:pPr>
-        <w:pStyle w:val="ae"/>
-        <w:numPr>
-          <w:ilvl w:val="0"/>
-          <w:numId w:val="2"/>
-        </w:numPr>
-        <w:ind w:firstLineChars="0"/>
-        <w:rPr>
-          <w:rFonts w:ascii="华文楷体" w:eastAsia="华文楷体" w:hAnsi="华文楷体"/>
-        </w:rPr>
-      </w:pPr>
-      <w:pPr>
-        <w:pStyle w:val="ae"/>
-        <w:numPr>
-          <w:ilvl w:val="0"/>
-          <w:numId w:val="2"/>
-        </w:numPr>
-        <w:ind w:firstLineChars="0"/>
-        <w:rPr>
-          <w:rFonts w:ascii="华文楷体" w:eastAsia="华文楷体" w:hAnsi="华文楷体"/>
-        </w:rPr>
-      </w:pPr>
-      <w:pPr>
-        <w:pStyle w:val="ae"/>
-        <w:numPr>
-          <w:ilvl w:val="0"/>
-          <w:numId w:val="2"/>
-        </w:numPr>
-        <w:ind w:firstLineChars="0"/>
-        <w:rPr>
-          <w:rFonts w:ascii="华文楷体" w:eastAsia="华文楷体" w:hAnsi="华文楷体"/>
-        </w:rPr>
-      </w:pPr>
-      <w:pPr>
-        <w:pStyle w:val="ae"/>
-        <w:numPr>
-          <w:ilvl w:val="0"/>
-          <w:numId w:val="2"/>
-        </w:numPr>
-        <w:ind w:firstLineChars="0"/>
-        <w:rPr>
-          <w:rFonts w:ascii="华文楷体" w:eastAsia="华文楷体" w:hAnsi="华文楷体"/>
-        </w:rPr>
-      </w:pPr>
       <mc:AlternateContent>
         <mc:Choice Requires="wps">
-          <w:drawing>
-            <wp:anchor distT="0" distB="0" distL="114300" distR="114300" simplePos="0" relativeHeight="251660288" behindDoc="0" locked="0" layoutInCell="1" allowOverlap="1" wp14:anchorId="10EFB582" wp14:editId="5712FE2A">
-              <wp:simplePos x="0" y="0"/>
-              <wp:positionH relativeFrom="column">
-                <wp:posOffset>36830</wp:posOffset>
-              </wp:positionH>
-              <wp:positionV relativeFrom="paragraph">
-                <wp:posOffset>476885</wp:posOffset>
-              </wp:positionV>
-              <wp:extent cx="5200650" cy="2775585"/>
-              <wp:effectExtent l="0" t="0" r="19050" b="18415"/>
-              <wp:wrapTopAndBottom/>
-              <wp:docPr id="2" name="文本框 2"/>
-              <wp:cNvGraphicFramePr/>
-              <a:graphic xmlns:a="http://schemas.openxmlformats.org/drawingml/2006/main">
-                <a:graphicData uri="http://schemas.microsoft.com/office/word/2010/wordprocessingShape">
-                  <wps:wsp>
-                    <wps:cNvSpPr txBox="1"/>
-                    <wps:spPr>
-                      <a:xfrm>
-                        <a:off x="0" y="0"/>
-                        <a:ext cx="5200650" cy="2775585"/>
-                      </a:xfrm>
-                      <a:prstGeom prst="rect">
-                        <a:avLst/>
-                      </a:prstGeom>
-                      <a:solidFill>
-                        <a:schemeClr val="lt1"/>
-                      </a:solidFill>
-                      <a:ln w="6350">
+          <w:r>
+            <w:rPr>
+              <w:rFonts w:ascii="华文楷体" w:eastAsia="华文楷体" w:hAnsi="华文楷体" w:cs="Arial"/>
+              <w:noProof/>
+              <w:color w:val="C0504D" w:themeColor="accent2"/>
+              <w:kern w:val="0"/>
+              <w:sz w:val="28"/>
+              <w:szCs w:val="28"/>
+            </w:rPr>
+            <w:drawing>
+              <wp:anchor distT="0" distB="0" distL="114300" distR="114300" simplePos="0" relativeHeight="251660288" behindDoc="0" locked="0" layoutInCell="1" allowOverlap="1" wp14:anchorId="10EFB582" wp14:editId="5712FE2A">
+                <wp:simplePos x="0" y="0"/>
+                <wp:positionH relativeFrom="column">
+                  <wp:posOffset>36830</wp:posOffset>
+                </wp:positionH>
+                <wp:positionV relativeFrom="paragraph">
+                  <wp:posOffset>476885</wp:posOffset>
+                </wp:positionV>
+                <wp:extent cx="5200650" cy="2775585"/>
+                <wp:effectExtent l="0" t="0" r="19050" b="18415"/>
+                <wp:wrapTopAndBottom/>
+                <wp:docPr id="2" name="文本框 2"/>
+                <wp:cNvGraphicFramePr/>
+                <a:graphic xmlns:a="http://schemas.openxmlformats.org/drawingml/2006/main">
+                  <a:graphicData uri="http://schemas.microsoft.com/office/word/2010/wordprocessingShape">
+                    <wps:wsp>
+                      <wps:cNvSpPr txBox="1"/>
+                      <wps:spPr>
+                        <a:xfrm>
+                          <a:off x="0" y="0"/>
+                          <a:ext cx="5200650" cy="2775585"/>
+                        </a:xfrm>
+                        <a:prstGeom prst="rect">
+                          <a:avLst/>
+                        </a:prstGeom>
                         <a:solidFill>
-                          <a:prstClr val="black"/>
+                          <a:schemeClr val="lt1"/>
                         </a:solidFill>
-                      </a:ln>
-                    </wps:spPr>
-                    <wps:txbx>
-                      <w:txbxContent>
-                        <w:p>
-                          <w:pPr>
-                            <w:rPr>
-                              <w:rFonts w:ascii="黑体" w:eastAsia="黑体" w:hAnsi="黑体"/>
-                              <w:sz w:val="28"/>
-                              <w:szCs w:val="28"/>
-                            </w:rPr>
-                          </w:pPr>
-                          <w:r>
-                            <w:rPr>
-                              <w:rFonts w:ascii="黑体" w:eastAsia="黑体" w:hAnsi="黑体" w:hint="eastAsia"/>
-                              <w:sz w:val="28"/>
-                              <w:szCs w:val="28"/>
-                            </w:rPr>
-                            <w:t>填写说明：</w:t>
-                          </w:r>
-                        </w:p>
-                        <w:p>
-                          <w:pPr>
-                            <w:pStyle w:val="ae"/>
-                            <w:numPr>
-                              <w:ilvl w:val="0"/>
-                              <w:numId w:val="2"/>
-                            </w:numPr>
-                            <w:ind w:firstLineChars="0"/>
-                            <w:rPr>
-                              <w:rFonts w:ascii="华文楷体" w:eastAsia="华文楷体" w:hAnsi="华文楷体"/>
-                              <w:color w:val="C0504D" w:themeColor="accent2"/>
-                            </w:rPr>
-                          </w:pPr>
-                          <w:r>
-                            <w:rPr>
-                              <w:rFonts w:ascii="华文楷体" w:eastAsia="华文楷体" w:hAnsi="华文楷体" w:hint="eastAsia"/>
-                              <w:color w:val="C0504D" w:themeColor="accent2"/>
-                            </w:rPr>
-                            <w:t>正文、标题格式已经在本文中设定，请勿修改；标题</w:t>
-                          </w:r>
-                          <w:r>
-                            <w:rPr>
-                              <w:rFonts w:ascii="华文楷体" w:eastAsia="华文楷体" w:hAnsi="华文楷体"/>
-                              <w:color w:val="C0504D" w:themeColor="accent2"/>
-                            </w:rPr>
-                            <w:t>#</w:t>
-                          </w:r>
-                          <w:r>
-                            <w:rPr>
-                              <w:rFonts w:ascii="华文楷体" w:eastAsia="华文楷体" w:hAnsi="华文楷体" w:hint="eastAsia"/>
-                              <w:color w:val="C0504D" w:themeColor="accent2"/>
-                            </w:rPr>
-                            <w:t>的快捷键为“</w:t>
-                          </w:r>
-                          <w:r>
-                            <w:rPr>
-                              <w:rFonts w:ascii="华文楷体" w:eastAsia="华文楷体" w:hAnsi="华文楷体" w:hint="eastAsia"/>
-                              <w:color w:val="C0504D" w:themeColor="accent2"/>
-                            </w:rPr>
-                            <w:t>Ctrl</w:t>
-                          </w:r>
-                          <w:r>
-                            <w:rPr>
-                              <w:rFonts w:ascii="华文楷体" w:eastAsia="华文楷体" w:hAnsi="华文楷体"/>
-                              <w:color w:val="C0504D" w:themeColor="accent2"/>
-                            </w:rPr>
-                            <w:t>+#</w:t>
-                          </w:r>
-                          <w:r>
-                            <w:rPr>
-                              <w:rFonts w:ascii="华文楷体" w:eastAsia="华文楷体" w:hAnsi="华文楷体" w:hint="eastAsia"/>
-                              <w:color w:val="C0504D" w:themeColor="accent2"/>
-                            </w:rPr>
-                            <w:t>”，正文快捷键为“</w:t>
-                          </w:r>
-                          <w:r>
-                            <w:rPr>
-                              <w:rFonts w:ascii="华文楷体" w:eastAsia="华文楷体" w:hAnsi="华文楷体" w:hint="eastAsia"/>
-                              <w:color w:val="C0504D" w:themeColor="accent2"/>
-                            </w:rPr>
-                            <w:t>Ctrl</w:t>
-                          </w:r>
-                          <w:r>
-                            <w:rPr>
-                              <w:rFonts w:ascii="华文楷体" w:eastAsia="华文楷体" w:hAnsi="华文楷体"/>
-                              <w:color w:val="C0504D" w:themeColor="accent2"/>
-                            </w:rPr>
-                            <w:t xml:space="preserve"> + 0</w:t>
-                          </w:r>
-                          <w:r>
-                            <w:rPr>
-                              <w:rFonts w:ascii="华文楷体" w:eastAsia="华文楷体" w:hAnsi="华文楷体" w:hint="eastAsia"/>
-                              <w:color w:val="C0504D" w:themeColor="accent2"/>
-                            </w:rPr>
-                            <w:t>”；</w:t>
-                          </w:r>
-                        </w:p>
-                        <w:p>
-                          <w:pPr>
-                            <w:pStyle w:val="ae"/>
-                            <w:numPr>
-                              <w:ilvl w:val="0"/>
-                              <w:numId w:val="2"/>
-                            </w:numPr>
-                            <w:ind w:firstLineChars="0"/>
-                            <w:rPr>
-                              <w:rFonts w:ascii="华文楷体" w:eastAsia="华文楷体" w:hAnsi="华文楷体"/>
-                            </w:rPr>
-                          </w:pPr>
-                          <w:r>
-                            <w:rPr>
-                              <w:rFonts w:ascii="华文楷体" w:eastAsia="华文楷体" w:hAnsi="华文楷体" w:hint="eastAsia"/>
-                            </w:rPr>
-                            <w:t>本文档应结构清晰，突出重点，适当配合图表，描述准确，不易冗长拖沓；</w:t>
-                          </w:r>
-                        </w:p>
-                        <w:p>
-                          <w:pPr>
-                            <w:pStyle w:val="ae"/>
-                            <w:numPr>
-                              <w:ilvl w:val="0"/>
-                              <w:numId w:val="2"/>
-                            </w:numPr>
-                            <w:ind w:firstLineChars="0"/>
-                            <w:rPr>
-                              <w:rFonts w:ascii="华文楷体" w:eastAsia="华文楷体" w:hAnsi="华文楷体"/>
-                            </w:rPr>
-                          </w:pPr>
-                          <w:r>
-                            <w:rPr>
-                              <w:rFonts w:ascii="华文楷体" w:eastAsia="华文楷体" w:hAnsi="华文楷体" w:hint="eastAsia"/>
-                            </w:rPr>
-                            <w:t>提交文档时，以</w:t>
-                          </w:r>
-                          <w:r>
-                            <w:rPr>
-                              <w:rFonts w:ascii="华文楷体" w:eastAsia="华文楷体" w:hAnsi="华文楷体" w:hint="eastAsia"/>
-                            </w:rPr>
-                            <w:t>PDF</w:t>
-                          </w:r>
-                          <w:r>
-                            <w:rPr>
-                              <w:rFonts w:ascii="华文楷体" w:eastAsia="华文楷体" w:hAnsi="华文楷体" w:hint="eastAsia"/>
-                            </w:rPr>
-                            <w:t>格式提交；</w:t>
-                          </w:r>
-                        </w:p>
-                        <w:p>
-                          <w:pPr>
-                            <w:pStyle w:val="ae"/>
-                            <w:numPr>
-                              <w:ilvl w:val="0"/>
-                              <w:numId w:val="2"/>
-                            </w:numPr>
-                            <w:ind w:firstLineChars="0"/>
-                            <w:rPr>
-                              <w:rFonts w:ascii="华文楷体" w:eastAsia="华文楷体" w:hAnsi="华文楷体"/>
-                            </w:rPr>
-                          </w:pPr>
-                          <w:r>
-                            <w:rPr>
-                              <w:rFonts w:ascii="华文楷体" w:eastAsia="华文楷体" w:hAnsi="华文楷体" w:hint="eastAsia"/>
-                            </w:rPr>
-                            <w:t>本文档内容是正式参赛内容的组成部分，务必真实填写。如不属实，将导致奖项等级降低甚至终止本作品参加比赛</w:t>
-                          </w:r>
-                          <w:r>
-                            <w:rPr>
-                              <w:rFonts w:ascii="华文楷体" w:eastAsia="华文楷体" w:hAnsi="华文楷体" w:hint="eastAsia"/>
-                            </w:rPr>
-                            <w:t>；</w:t>
-                          </w:r>
-                        </w:p>
-                        <w:p>
-                          <w:pPr>
-                            <w:pStyle w:val="ae"/>
-                            <w:numPr>
-                              <w:ilvl w:val="0"/>
-                              <w:numId w:val="2"/>
-                            </w:numPr>
-                            <w:ind w:firstLineChars="0"/>
-                            <w:rPr>
-                              <w:rFonts w:ascii="华文楷体" w:eastAsia="华文楷体" w:hAnsi="华文楷体"/>
-                            </w:rPr>
-                          </w:pPr>
-                          <w:r>
-                            <w:rPr>
-                              <w:rFonts w:ascii="华文楷体" w:eastAsia="华文楷体" w:hAnsi="华文楷体" w:hint="eastAsia"/>
-                            </w:rPr>
-                            <w:t>如果使用大模型，请参赛者在提交的作品中详细说明大模型在研究或创作中的具体使用方式</w:t>
-                          </w:r>
-                          <w:r>
-                            <w:rPr>
-                              <w:rFonts w:ascii="华文楷体" w:eastAsia="华文楷体" w:hAnsi="华文楷体" w:hint="eastAsia"/>
-                            </w:rPr>
-                            <w:t>以及优化的开发模块</w:t>
-                          </w:r>
-                          <w:r>
-                            <w:rPr>
-                              <w:rFonts w:ascii="华文楷体" w:eastAsia="华文楷体" w:hAnsi="华文楷体" w:hint="eastAsia"/>
-                            </w:rPr>
-                            <w:t>。</w:t>
-                          </w:r>
-                        </w:p>
-                      </w:txbxContent>
-                    </wps:txbx>
-                    <wps:bodyPr rot="0" spcFirstLastPara="0" vertOverflow="overflow" horzOverflow="overflow" vert="horz" wrap="square" lIns="91440" tIns="45720" rIns="91440" bIns="45720" numCol="1" spcCol="0" rtlCol="0" fromWordArt="0" anchor="t" anchorCtr="0" forceAA="0" compatLnSpc="1">
-                      <a:noAutofit/>
-                    </wps:bodyPr>
-                  </wps:wsp>
-                </a:graphicData>
-              </a:graphic>
-            </wp:anchor>
-          </w:drawing>
+                        <a:ln w="6350">
+                          <a:solidFill>
+                            <a:prstClr val="black"/>
+                          </a:solidFill>
+                        </a:ln>
+                      </wps:spPr>
+                      <wps:txbx>
+                        <w:txbxContent>
+                          <w:p>
+                            <w:pPr>
+                              <w:rPr>
+                                <w:rFonts w:ascii="黑体" w:eastAsia="黑体" w:hAnsi="黑体" w:hint="eastAsia"/>
+                                <w:sz w:val="28"/>
+                                <w:szCs w:val="28"/>
+                              </w:rPr>
+                            </w:pPr>
+                            <w:r>
+                              <w:rPr>
+                                <w:rFonts w:ascii="黑体" w:eastAsia="黑体" w:hAnsi="黑体" w:hint="eastAsia"/>
+                                <w:sz w:val="28"/>
+                                <w:szCs w:val="28"/>
+                              </w:rPr>
+                              <w:t>填写说明：</w:t>
+                            </w:r>
+                          </w:p>
+                          <w:p>
+                            <w:pPr>
+                              <w:pStyle w:val="ae"/>
+                              <w:numPr>
+                                <w:ilvl w:val="0"/>
+                                <w:numId w:val="2"/>
+                              </w:numPr>
+                              <w:ind w:firstLineChars="0"/>
+                              <w:rPr>
+                                <w:rFonts w:ascii="华文楷体" w:eastAsia="华文楷体" w:hAnsi="华文楷体" w:hint="eastAsia"/>
+                                <w:color w:val="C0504D" w:themeColor="accent2"/>
+                              </w:rPr>
+                            </w:pPr>
+                            <w:r>
+                              <w:rPr>
+                                <w:rFonts w:ascii="华文楷体" w:eastAsia="华文楷体" w:hAnsi="华文楷体" w:hint="eastAsia"/>
+                                <w:color w:val="C0504D" w:themeColor="accent2"/>
+                              </w:rPr>
+                              <w:t>正文、标题格式已经在本文中设定，请勿修改；标题</w:t>
+                            </w:r>
+                            <w:r>
+                              <w:rPr>
+                                <w:rFonts w:ascii="华文楷体" w:eastAsia="华文楷体" w:hAnsi="华文楷体"/>
+                                <w:color w:val="C0504D" w:themeColor="accent2"/>
+                              </w:rPr>
+                              <w:t>#</w:t>
+                            </w:r>
+                            <w:r>
+                              <w:rPr>
+                                <w:rFonts w:ascii="华文楷体" w:eastAsia="华文楷体" w:hAnsi="华文楷体" w:hint="eastAsia"/>
+                                <w:color w:val="C0504D" w:themeColor="accent2"/>
+                              </w:rPr>
+                              <w:t>的快捷键为“Ctrl</w:t>
+                            </w:r>
+                            <w:r>
+                              <w:rPr>
+                                <w:rFonts w:ascii="华文楷体" w:eastAsia="华文楷体" w:hAnsi="华文楷体"/>
+                                <w:color w:val="C0504D" w:themeColor="accent2"/>
+                              </w:rPr>
+                              <w:t>+#</w:t>
+                            </w:r>
+                            <w:r>
+                              <w:rPr>
+                                <w:rFonts w:ascii="华文楷体" w:eastAsia="华文楷体" w:hAnsi="华文楷体" w:hint="eastAsia"/>
+                                <w:color w:val="C0504D" w:themeColor="accent2"/>
+                              </w:rPr>
+                              <w:t>”，正文快捷键为“Ctrl</w:t>
+                            </w:r>
+                            <w:r>
+                              <w:rPr>
+                                <w:rFonts w:ascii="华文楷体" w:eastAsia="华文楷体" w:hAnsi="华文楷体"/>
+                                <w:color w:val="C0504D" w:themeColor="accent2"/>
+                              </w:rPr>
+                              <w:t xml:space="preserve"> + 0</w:t>
+                            </w:r>
+                            <w:r>
+                              <w:rPr>
+                                <w:rFonts w:ascii="华文楷体" w:eastAsia="华文楷体" w:hAnsi="华文楷体" w:hint="eastAsia"/>
+                                <w:color w:val="C0504D" w:themeColor="accent2"/>
+                              </w:rPr>
+                              <w:t>”；</w:t>
+                            </w:r>
+                          </w:p>
+                          <w:p>
+                            <w:pPr>
+                              <w:pStyle w:val="ae"/>
+                              <w:numPr>
+                                <w:ilvl w:val="0"/>
+                                <w:numId w:val="2"/>
+                              </w:numPr>
+                              <w:ind w:firstLineChars="0"/>
+                              <w:rPr>
+                                <w:rFonts w:ascii="华文楷体" w:eastAsia="华文楷体" w:hAnsi="华文楷体" w:hint="eastAsia"/>
+                              </w:rPr>
+                            </w:pPr>
+                            <w:r>
+                              <w:rPr>
+                                <w:rFonts w:ascii="华文楷体" w:eastAsia="华文楷体" w:hAnsi="华文楷体" w:hint="eastAsia"/>
+                              </w:rPr>
+                              <w:t>本文档应结构清晰，突出重点，适当配合图表，描述准确，不易冗长拖沓；</w:t>
+                            </w:r>
+                          </w:p>
+                          <w:p>
+                            <w:pPr>
+                              <w:pStyle w:val="ae"/>
+                              <w:numPr>
+                                <w:ilvl w:val="0"/>
+                                <w:numId w:val="2"/>
+                              </w:numPr>
+                              <w:ind w:firstLineChars="0"/>
+                              <w:rPr>
+                                <w:rFonts w:ascii="华文楷体" w:eastAsia="华文楷体" w:hAnsi="华文楷体" w:hint="eastAsia"/>
+                              </w:rPr>
+                            </w:pPr>
+                            <w:r>
+                              <w:rPr>
+                                <w:rFonts w:ascii="华文楷体" w:eastAsia="华文楷体" w:hAnsi="华文楷体" w:hint="eastAsia"/>
+                              </w:rPr>
+                              <w:t>提交文档时，以PDF格式提交；</w:t>
+                            </w:r>
+                          </w:p>
+                          <w:p>
+                            <w:pPr>
+                              <w:pStyle w:val="ae"/>
+                              <w:numPr>
+                                <w:ilvl w:val="0"/>
+                                <w:numId w:val="2"/>
+                              </w:numPr>
+                              <w:ind w:firstLineChars="0"/>
+                              <w:rPr>
+                                <w:rFonts w:ascii="华文楷体" w:eastAsia="华文楷体" w:hAnsi="华文楷体" w:hint="eastAsia"/>
+                              </w:rPr>
+                            </w:pPr>
+                            <w:r>
+                              <w:rPr>
+                                <w:rFonts w:ascii="华文楷体" w:eastAsia="华文楷体" w:hAnsi="华文楷体" w:hint="eastAsia"/>
+                              </w:rPr>
+                              <w:t>本文档内容是正式参赛内容的组成部分，务必真实填写。如不属实，将导致奖项等级降低甚至终止本作品参加比赛；</w:t>
+                            </w:r>
+                          </w:p>
+                          <w:p>
+                            <w:pPr>
+                              <w:pStyle w:val="ae"/>
+                              <w:numPr>
+                                <w:ilvl w:val="0"/>
+                                <w:numId w:val="2"/>
+                              </w:numPr>
+                              <w:ind w:firstLineChars="0"/>
+                              <w:rPr>
+                                <w:rFonts w:ascii="华文楷体" w:eastAsia="华文楷体" w:hAnsi="华文楷体" w:hint="eastAsia"/>
+                              </w:rPr>
+                            </w:pPr>
+                            <w:r>
+                              <w:rPr>
+                                <w:rFonts w:ascii="华文楷体" w:eastAsia="华文楷体" w:hAnsi="华文楷体" w:hint="eastAsia"/>
+                              </w:rPr>
+                              <w:t>如果使用大模型，请参赛者在提交的作品中详细说明大模型在研究或创作中的具体使用方式以及优化的开发模块。</w:t>
+                            </w:r>
+                          </w:p>
+                        </w:txbxContent>
+                      </wps:txbx>
+                      <wps:bodyPr rot="0" spcFirstLastPara="0" vertOverflow="overflow" horzOverflow="overflow" vert="horz" wrap="square" lIns="91440" tIns="45720" rIns="91440" bIns="45720" numCol="1" spcCol="0" rtlCol="0" fromWordArt="0" anchor="t" anchorCtr="0" forceAA="0" compatLnSpc="1">
+                        <a:noAutofit/>
+                      </wps:bodyPr>
+                    </wps:wsp>
+                  </a:graphicData>
+                </a:graphic>
+              </wp:anchor>
+            </w:drawing>
+          </w:r>
         </mc:Choice>
         <mc:Fallback>
           <w:pict>
@@ -1310,7 +1659,7 @@
           <w:pPr>
             <w:jc w:val="center"/>
             <w:rPr>
-              <w:rFonts w:ascii="微软雅黑" w:eastAsia="微软雅黑" w:hAnsi="微软雅黑"/>
+              <w:rFonts w:ascii="微软雅黑" w:eastAsia="微软雅黑" w:hAnsi="微软雅黑" w:hint="eastAsia"/>
               <w:b/>
               <w:bCs/>
               <w:sz w:val="40"/>
@@ -1345,24 +1694,14 @@
               <w:sz w:val="40"/>
               <w:szCs w:val="40"/>
             </w:rPr>
-            <w:t xml:space="preserve"> </w:t>
-          </w:r>
-          <w:r>
-            <w:rPr>
-              <w:rFonts w:ascii="微软雅黑" w:eastAsia="微软雅黑" w:hAnsi="微软雅黑"/>
-              <w:b/>
-              <w:bCs/>
-              <w:sz w:val="40"/>
-              <w:szCs w:val="40"/>
-            </w:rPr>
-            <w:t>录</w:t>
+            <w:t xml:space="preserve"> 录</w:t>
           </w:r>
         </w:p>
         <w:p>
           <w:pPr>
             <w:jc w:val="center"/>
             <w:rPr>
-              <w:rFonts w:ascii="微软雅黑" w:eastAsia="微软雅黑" w:hAnsi="微软雅黑"/>
+              <w:rFonts w:ascii="微软雅黑" w:eastAsia="微软雅黑" w:hAnsi="微软雅黑" w:hint="eastAsia"/>
               <w:b/>
               <w:bCs/>
               <w:szCs w:val="21"/>
@@ -1374,7 +1713,7 @@
             <w:pStyle w:val="TOC1"/>
             <w:spacing w:before="156"/>
             <w:rPr>
-              <w:rFonts w:asciiTheme="minorHAnsi" w:eastAsiaTheme="minorEastAsia" w:hAnsiTheme="minorHAnsi"/>
+              <w:rFonts w:asciiTheme="minorHAnsi" w:eastAsiaTheme="minorEastAsia" w:hAnsiTheme="minorHAnsi" w:hint="eastAsia"/>
             </w:rPr>
           </w:pPr>
           <w:r>
@@ -1466,7 +1805,7 @@
             <w:pStyle w:val="TOC2"/>
             <w:ind w:left="210"/>
             <w:rPr>
-              <w:rFonts w:asciiTheme="minorHAnsi" w:eastAsiaTheme="minorEastAsia" w:hAnsiTheme="minorHAnsi"/>
+              <w:rFonts w:asciiTheme="minorHAnsi" w:eastAsiaTheme="minorEastAsia" w:hAnsiTheme="minorHAnsi" w:hint="eastAsia"/>
               <w:sz w:val="21"/>
             </w:rPr>
           </w:pPr>
@@ -1520,7 +1859,7 @@
             <w:pStyle w:val="TOC3"/>
             <w:ind w:left="315"/>
             <w:rPr>
-              <w:rFonts w:asciiTheme="minorHAnsi" w:eastAsiaTheme="minorEastAsia" w:hAnsiTheme="minorHAnsi"/>
+              <w:rFonts w:asciiTheme="minorHAnsi" w:eastAsiaTheme="minorEastAsia" w:hAnsiTheme="minorHAnsi" w:hint="eastAsia"/>
               <w:sz w:val="21"/>
             </w:rPr>
           </w:pPr>
@@ -1574,7 +1913,7 @@
             <w:pStyle w:val="TOC1"/>
             <w:spacing w:before="156"/>
             <w:rPr>
-              <w:rFonts w:asciiTheme="minorHAnsi" w:eastAsiaTheme="minorEastAsia" w:hAnsiTheme="minorHAnsi"/>
+              <w:rFonts w:asciiTheme="minorHAnsi" w:eastAsiaTheme="minorEastAsia" w:hAnsiTheme="minorHAnsi" w:hint="eastAsia"/>
             </w:rPr>
           </w:pPr>
           <w:hyperlink w:anchor="_Toc100650892" w:history="1">
@@ -1633,7 +1972,7 @@
             <w:pStyle w:val="TOC2"/>
             <w:ind w:left="210"/>
             <w:rPr>
-              <w:rFonts w:asciiTheme="minorHAnsi" w:eastAsiaTheme="minorEastAsia" w:hAnsiTheme="minorHAnsi"/>
+              <w:rFonts w:asciiTheme="minorHAnsi" w:eastAsiaTheme="minorEastAsia" w:hAnsiTheme="minorHAnsi" w:hint="eastAsia"/>
               <w:sz w:val="21"/>
             </w:rPr>
           </w:pPr>
@@ -1675,7 +2014,7 @@
             <w:pStyle w:val="TOC2"/>
             <w:ind w:left="210"/>
             <w:rPr>
-              <w:rFonts w:asciiTheme="minorHAnsi" w:eastAsiaTheme="minorEastAsia" w:hAnsiTheme="minorHAnsi"/>
+              <w:rFonts w:asciiTheme="minorHAnsi" w:eastAsiaTheme="minorEastAsia" w:hAnsiTheme="minorHAnsi" w:hint="eastAsia"/>
               <w:sz w:val="21"/>
             </w:rPr>
           </w:pPr>
@@ -1717,7 +2056,7 @@
             <w:pStyle w:val="TOC2"/>
             <w:ind w:left="210"/>
             <w:rPr>
-              <w:rFonts w:asciiTheme="minorHAnsi" w:eastAsiaTheme="minorEastAsia" w:hAnsiTheme="minorHAnsi"/>
+              <w:rFonts w:asciiTheme="minorHAnsi" w:eastAsiaTheme="minorEastAsia" w:hAnsiTheme="minorHAnsi" w:hint="eastAsia"/>
               <w:sz w:val="21"/>
             </w:rPr>
           </w:pPr>
@@ -1759,7 +2098,7 @@
             <w:pStyle w:val="TOC2"/>
             <w:ind w:left="210"/>
             <w:rPr>
-              <w:rFonts w:asciiTheme="minorHAnsi" w:eastAsiaTheme="minorEastAsia" w:hAnsiTheme="minorHAnsi"/>
+              <w:rFonts w:asciiTheme="minorHAnsi" w:eastAsiaTheme="minorEastAsia" w:hAnsiTheme="minorHAnsi" w:hint="eastAsia"/>
               <w:sz w:val="21"/>
             </w:rPr>
           </w:pPr>
@@ -1801,7 +2140,7 @@
             <w:pStyle w:val="TOC1"/>
             <w:spacing w:before="156"/>
             <w:rPr>
-              <w:rFonts w:asciiTheme="minorHAnsi" w:eastAsiaTheme="minorEastAsia" w:hAnsiTheme="minorHAnsi"/>
+              <w:rFonts w:asciiTheme="minorHAnsi" w:eastAsiaTheme="minorEastAsia" w:hAnsiTheme="minorHAnsi" w:hint="eastAsia"/>
             </w:rPr>
           </w:pPr>
           <w:hyperlink w:anchor="_Toc100650897" w:history="1">
@@ -1860,7 +2199,7 @@
             <w:pStyle w:val="TOC1"/>
             <w:spacing w:before="156"/>
             <w:rPr>
-              <w:rFonts w:asciiTheme="minorHAnsi" w:eastAsiaTheme="minorEastAsia" w:hAnsiTheme="minorHAnsi"/>
+              <w:rFonts w:asciiTheme="minorHAnsi" w:eastAsiaTheme="minorEastAsia" w:hAnsiTheme="minorHAnsi" w:hint="eastAsia"/>
             </w:rPr>
           </w:pPr>
           <w:hyperlink w:anchor="_Toc100650898" w:history="1">
@@ -1919,7 +2258,7 @@
             <w:pStyle w:val="TOC1"/>
             <w:spacing w:before="156"/>
             <w:rPr>
-              <w:rFonts w:asciiTheme="minorHAnsi" w:eastAsiaTheme="minorEastAsia" w:hAnsiTheme="minorHAnsi"/>
+              <w:rFonts w:asciiTheme="minorHAnsi" w:eastAsiaTheme="minorEastAsia" w:hAnsiTheme="minorHAnsi" w:hint="eastAsia"/>
             </w:rPr>
           </w:pPr>
           <w:hyperlink w:anchor="_Toc100650899" w:history="1">
@@ -1978,7 +2317,7 @@
             <w:pStyle w:val="TOC1"/>
             <w:spacing w:before="156"/>
             <w:rPr>
-              <w:rFonts w:asciiTheme="minorHAnsi" w:eastAsiaTheme="minorEastAsia" w:hAnsiTheme="minorHAnsi"/>
+              <w:rFonts w:asciiTheme="minorHAnsi" w:eastAsiaTheme="minorEastAsia" w:hAnsiTheme="minorHAnsi" w:hint="eastAsia"/>
             </w:rPr>
           </w:pPr>
           <w:hyperlink w:anchor="_Toc100650900" w:history="1">
@@ -2037,7 +2376,7 @@
             <w:pStyle w:val="TOC2"/>
             <w:ind w:left="210"/>
             <w:rPr>
-              <w:rFonts w:asciiTheme="minorHAnsi" w:eastAsiaTheme="minorEastAsia" w:hAnsiTheme="minorHAnsi"/>
+              <w:rFonts w:asciiTheme="minorHAnsi" w:eastAsiaTheme="minorEastAsia" w:hAnsiTheme="minorHAnsi" w:hint="eastAsia"/>
               <w:sz w:val="21"/>
             </w:rPr>
           </w:pPr>
@@ -2079,7 +2418,7 @@
             <w:pStyle w:val="TOC2"/>
             <w:ind w:left="210"/>
             <w:rPr>
-              <w:rFonts w:asciiTheme="minorHAnsi" w:eastAsiaTheme="minorEastAsia" w:hAnsiTheme="minorHAnsi"/>
+              <w:rFonts w:asciiTheme="minorHAnsi" w:eastAsiaTheme="minorEastAsia" w:hAnsiTheme="minorHAnsi" w:hint="eastAsia"/>
               <w:sz w:val="21"/>
             </w:rPr>
           </w:pPr>
@@ -2121,7 +2460,7 @@
             <w:pStyle w:val="TOC2"/>
             <w:ind w:left="210"/>
             <w:rPr>
-              <w:rFonts w:asciiTheme="minorHAnsi" w:eastAsiaTheme="minorEastAsia" w:hAnsiTheme="minorHAnsi"/>
+              <w:rFonts w:asciiTheme="minorHAnsi" w:eastAsiaTheme="minorEastAsia" w:hAnsiTheme="minorHAnsi" w:hint="eastAsia"/>
               <w:sz w:val="21"/>
             </w:rPr>
           </w:pPr>
@@ -2163,7 +2502,7 @@
             <w:pStyle w:val="TOC1"/>
             <w:spacing w:before="156"/>
             <w:rPr>
-              <w:rFonts w:asciiTheme="minorHAnsi" w:eastAsiaTheme="minorEastAsia" w:hAnsiTheme="minorHAnsi"/>
+              <w:rFonts w:asciiTheme="minorHAnsi" w:eastAsiaTheme="minorEastAsia" w:hAnsiTheme="minorHAnsi" w:hint="eastAsia"/>
             </w:rPr>
           </w:pPr>
           <w:hyperlink w:anchor="_Toc100650904" w:history="1">
@@ -2239,6 +2578,9 @@
       <w:pPr>
         <w:pStyle w:val="af"/>
         <w:spacing w:before="156" w:after="312"/>
+        <w:rPr>
+          <w:rFonts w:hint="eastAsia"/>
+        </w:rPr>
       </w:pPr>
       <w:r>
         <w:rPr>
@@ -2317,49 +2659,54 @@
       </w:pPr>
       <mc:AlternateContent>
         <mc:Choice Requires="wps">
-          <w:drawing>
-            <wp:inline distT="0" distB="0" distL="0" distR="0" wp14:anchorId="0EAD651B" wp14:editId="2D0C7A1A">
-              <wp:extent cx="2008505" cy="988695"/>
-              <wp:effectExtent l="0" t="0" r="10795" b="20955"/>
-              <wp:docPr id="1" name="矩形: 圆角 1"/>
-              <wp:cNvGraphicFramePr/>
-              <a:graphic xmlns:a="http://schemas.openxmlformats.org/drawingml/2006/main">
-                <a:graphicData uri="http://schemas.microsoft.com/office/word/2010/wordprocessingShape">
-                  <wps:wsp>
-                    <wps:cNvSpPr/>
-                    <wps:spPr>
-                      <a:xfrm>
-                        <a:off x="0" y="0"/>
-                        <a:ext cx="2008961" cy="989184"/>
-                      </a:xfrm>
-                      <a:prstGeom prst="roundRect">
-                        <a:avLst/>
-                      </a:prstGeom>
-                    </wps:spPr>
-                    <wps:style>
-                      <a:lnRef idx="2">
-                        <a:schemeClr val="accent1">
-                          <a:shade val="50000"/>
-                        </a:schemeClr>
-                      </a:lnRef>
-                      <a:fillRef idx="1">
-                        <a:schemeClr val="accent1"/>
-                      </a:fillRef>
-                      <a:effectRef idx="0">
-                        <a:schemeClr val="accent1"/>
-                      </a:effectRef>
-                      <a:fontRef idx="minor">
-                        <a:schemeClr val="lt1"/>
-                      </a:fontRef>
-                    </wps:style>
-                    <wps:bodyPr rot="0" spcFirstLastPara="0" vertOverflow="overflow" horzOverflow="overflow" vert="horz" wrap="square" lIns="91440" tIns="45720" rIns="91440" bIns="45720" numCol="1" spcCol="0" rtlCol="0" fromWordArt="0" anchor="ctr" anchorCtr="0" forceAA="0" compatLnSpc="1">
-                      <a:noAutofit/>
-                    </wps:bodyPr>
-                  </wps:wsp>
-                </a:graphicData>
-              </a:graphic>
-            </wp:inline>
-          </w:drawing>
+          <w:r>
+            <w:rPr>
+              <w:noProof/>
+            </w:rPr>
+            <w:drawing>
+              <wp:inline distT="0" distB="0" distL="0" distR="0" wp14:anchorId="0EAD651B" wp14:editId="2D0C7A1A">
+                <wp:extent cx="2008505" cy="988695"/>
+                <wp:effectExtent l="0" t="0" r="10795" b="20955"/>
+                <wp:docPr id="1" name="矩形: 圆角 1"/>
+                <wp:cNvGraphicFramePr/>
+                <a:graphic xmlns:a="http://schemas.openxmlformats.org/drawingml/2006/main">
+                  <a:graphicData uri="http://schemas.microsoft.com/office/word/2010/wordprocessingShape">
+                    <wps:wsp>
+                      <wps:cNvSpPr/>
+                      <wps:spPr>
+                        <a:xfrm>
+                          <a:off x="0" y="0"/>
+                          <a:ext cx="2008961" cy="989184"/>
+                        </a:xfrm>
+                        <a:prstGeom prst="roundRect">
+                          <a:avLst/>
+                        </a:prstGeom>
+                      </wps:spPr>
+                      <wps:style>
+                        <a:lnRef idx="2">
+                          <a:schemeClr val="accent1">
+                            <a:shade val="50000"/>
+                          </a:schemeClr>
+                        </a:lnRef>
+                        <a:fillRef idx="1">
+                          <a:schemeClr val="accent1"/>
+                        </a:fillRef>
+                        <a:effectRef idx="0">
+                          <a:schemeClr val="accent1"/>
+                        </a:effectRef>
+                        <a:fontRef idx="minor">
+                          <a:schemeClr val="lt1"/>
+                        </a:fontRef>
+                      </wps:style>
+                      <wps:bodyPr rot="0" spcFirstLastPara="0" vertOverflow="overflow" horzOverflow="overflow" vert="horz" wrap="square" lIns="91440" tIns="45720" rIns="91440" bIns="45720" numCol="1" spcCol="0" rtlCol="0" fromWordArt="0" anchor="ctr" anchorCtr="0" forceAA="0" compatLnSpc="1">
+                        <a:noAutofit/>
+                      </wps:bodyPr>
+                    </wps:wsp>
+                  </a:graphicData>
+                </a:graphic>
+              </wp:inline>
+            </w:drawing>
+          </w:r>
         </mc:Choice>
         <mc:Fallback xmlns:wpsCustomData="http://www.wps.cn/officeDocument/2013/wpsCustomData">
           <w:pict>
@@ -2379,6 +2726,9 @@
       <w:pPr>
         <w:pStyle w:val="a4"/>
         <w:spacing w:before="93" w:after="93"/>
+        <w:rPr>
+          <w:rFonts w:hint="eastAsia"/>
+        </w:rPr>
       </w:pPr>
       <w:r>
         <w:rPr>
@@ -2404,6 +2754,9 @@
       <w:pPr>
         <w:pStyle w:val="a4"/>
         <w:spacing w:before="93" w:after="93"/>
+        <w:rPr>
+          <w:rFonts w:hint="eastAsia"/>
+        </w:rPr>
       </w:pPr>
       <w:r>
         <w:rPr>
@@ -2969,6 +3322,9 @@
       <w:pPr>
         <w:pStyle w:val="af"/>
         <w:spacing w:before="156" w:after="312"/>
+        <w:rPr>
+          <w:rFonts w:hint="eastAsia"/>
+        </w:rPr>
       </w:pPr>
       <w:r>
         <w:rPr>
@@ -3000,6 +3356,9 @@
       <w:pPr>
         <w:pStyle w:val="af"/>
         <w:spacing w:before="156" w:after="312"/>
+        <w:rPr>
+          <w:rFonts w:hint="eastAsia"/>
+        </w:rPr>
       </w:pPr>
       <w:r>
         <w:rPr>
@@ -3043,6 +3402,9 @@
       <w:pPr>
         <w:pStyle w:val="af"/>
         <w:spacing w:before="156" w:after="312"/>
+        <w:rPr>
+          <w:rFonts w:hint="eastAsia"/>
+        </w:rPr>
       </w:pPr>
       <w:r>
         <w:rPr>
@@ -3081,6 +3443,9 @@
       <w:pPr>
         <w:pStyle w:val="af"/>
         <w:spacing w:before="156" w:after="312"/>
+        <w:rPr>
+          <w:rFonts w:hint="eastAsia"/>
+        </w:rPr>
       </w:pPr>
       <w:r>
         <w:rPr>
@@ -3119,6 +3484,9 @@
       <w:pPr>
         <w:pStyle w:val="af"/>
         <w:spacing w:before="156" w:after="312"/>
+        <w:rPr>
+          <w:rFonts w:hint="eastAsia"/>
+        </w:rPr>
       </w:pPr>
       <w:r>
         <w:rPr>
@@ -3170,6 +3538,9 @@
       <w:pPr>
         <w:pStyle w:val="af"/>
         <w:spacing w:before="156" w:after="312"/>
+        <w:rPr>
+          <w:rFonts w:hint="eastAsia"/>
+        </w:rPr>
       </w:pPr>
       <w:r>
         <w:rPr>
@@ -3221,6 +3592,9 @@
       <w:pPr>
         <w:pStyle w:val="af"/>
         <w:spacing w:before="156" w:after="312"/>
+        <w:rPr>
+          <w:rFonts w:hint="eastAsia"/>
+        </w:rPr>
       </w:pPr>
       <w:r>
         <w:rPr>
@@ -3259,6 +3633,9 @@
       <w:pPr>
         <w:pStyle w:val="af"/>
         <w:spacing w:before="156" w:after="312"/>
+        <w:rPr>
+          <w:rFonts w:hint="eastAsia"/>
+        </w:rPr>
       </w:pPr>
       <w:r>
         <w:rPr>
@@ -3375,6 +3752,9 @@
       <w:pPr>
         <w:pStyle w:val="af"/>
         <w:spacing w:before="156" w:after="312"/>
+        <w:rPr>
+          <w:rFonts w:hint="eastAsia"/>
+        </w:rPr>
       </w:pPr>
       <w:r>
         <w:rPr>
@@ -3438,7 +3818,7 @@
         <w:spacing w:before="100" w:beforeAutospacing="1" w:after="100" w:afterAutospacing="1"/>
         <w:jc w:val="left"/>
         <w:rPr>
-          <w:rFonts w:ascii="宋体" w:eastAsia="宋体" w:hAnsi="宋体" w:cs="宋体"/>
+          <w:rFonts w:ascii="宋体" w:eastAsia="宋体" w:hAnsi="宋体" w:cs="宋体" w:hint="eastAsia"/>
           <w:kern w:val="0"/>
           <w:sz w:val="24"/>
           <w:szCs w:val="24"/>
@@ -3462,7 +3842,7 @@
         <w:spacing w:before="100" w:beforeAutospacing="1" w:after="100" w:afterAutospacing="1"/>
         <w:jc w:val="left"/>
         <w:rPr>
-          <w:rFonts w:ascii="宋体" w:eastAsia="宋体" w:hAnsi="宋体" w:cs="宋体"/>
+          <w:rFonts w:ascii="宋体" w:eastAsia="宋体" w:hAnsi="宋体" w:cs="宋体" w:hint="eastAsia"/>
           <w:kern w:val="0"/>
           <w:sz w:val="24"/>
           <w:szCs w:val="24"/>
@@ -3495,7 +3875,7 @@
         <w:spacing w:before="100" w:beforeAutospacing="1" w:after="100" w:afterAutospacing="1"/>
         <w:jc w:val="left"/>
         <w:rPr>
-          <w:rFonts w:ascii="宋体" w:eastAsia="宋体" w:hAnsi="宋体" w:cs="宋体"/>
+          <w:rFonts w:ascii="宋体" w:eastAsia="宋体" w:hAnsi="宋体" w:cs="宋体" w:hint="eastAsia"/>
           <w:kern w:val="0"/>
           <w:sz w:val="24"/>
           <w:szCs w:val="24"/>
@@ -3528,7 +3908,7 @@
         <w:spacing w:before="100" w:beforeAutospacing="1" w:after="100" w:afterAutospacing="1"/>
         <w:jc w:val="left"/>
         <w:rPr>
-          <w:rFonts w:ascii="宋体" w:eastAsia="宋体" w:hAnsi="宋体" w:cs="宋体"/>
+          <w:rFonts w:ascii="宋体" w:eastAsia="宋体" w:hAnsi="宋体" w:cs="宋体" w:hint="eastAsia"/>
           <w:kern w:val="0"/>
           <w:sz w:val="24"/>
           <w:szCs w:val="24"/>
@@ -3561,7 +3941,7 @@
         <w:spacing w:before="100" w:beforeAutospacing="1" w:after="100" w:afterAutospacing="1"/>
         <w:jc w:val="left"/>
         <w:rPr>
-          <w:rFonts w:ascii="宋体" w:eastAsia="宋体" w:hAnsi="宋体" w:cs="宋体"/>
+          <w:rFonts w:ascii="宋体" w:eastAsia="宋体" w:hAnsi="宋体" w:cs="宋体" w:hint="eastAsia"/>
           <w:kern w:val="0"/>
           <w:sz w:val="24"/>
           <w:szCs w:val="24"/>
@@ -3593,7 +3973,7 @@
         <w:widowControl/>
         <w:jc w:val="left"/>
         <w:rPr>
-          <w:rFonts w:ascii="宋体" w:eastAsia="宋体" w:hAnsi="宋体" w:cs="宋体"/>
+          <w:rFonts w:ascii="宋体" w:eastAsia="宋体" w:hAnsi="宋体" w:cs="宋体" w:hint="eastAsia"/>
           <w:kern w:val="0"/>
           <w:sz w:val="24"/>
           <w:szCs w:val="24"/>
@@ -3609,7 +3989,7 @@
         <w:spacing w:before="100" w:beforeAutospacing="1" w:after="100" w:afterAutospacing="1"/>
         <w:jc w:val="left"/>
         <w:rPr>
-          <w:rFonts w:ascii="宋体" w:eastAsia="宋体" w:hAnsi="宋体" w:cs="宋体"/>
+          <w:rFonts w:ascii="宋体" w:eastAsia="宋体" w:hAnsi="宋体" w:cs="宋体" w:hint="eastAsia"/>
           <w:kern w:val="0"/>
           <w:sz w:val="24"/>
           <w:szCs w:val="24"/>
@@ -3633,7 +4013,7 @@
         <w:spacing w:before="100" w:beforeAutospacing="1" w:after="100" w:afterAutospacing="1"/>
         <w:jc w:val="left"/>
         <w:rPr>
-          <w:rFonts w:ascii="宋体" w:eastAsia="宋体" w:hAnsi="宋体" w:cs="宋体"/>
+          <w:rFonts w:ascii="宋体" w:eastAsia="宋体" w:hAnsi="宋体" w:cs="宋体" w:hint="eastAsia"/>
           <w:kern w:val="0"/>
           <w:sz w:val="24"/>
           <w:szCs w:val="24"/>
@@ -3655,7 +4035,7 @@
         <w:spacing w:before="100" w:beforeAutospacing="1" w:after="100" w:afterAutospacing="1"/>
         <w:jc w:val="left"/>
         <w:rPr>
-          <w:rFonts w:ascii="宋体" w:eastAsia="宋体" w:hAnsi="宋体" w:cs="宋体"/>
+          <w:rFonts w:ascii="宋体" w:eastAsia="宋体" w:hAnsi="宋体" w:cs="宋体" w:hint="eastAsia"/>
           <w:kern w:val="0"/>
           <w:sz w:val="24"/>
           <w:szCs w:val="24"/>
@@ -3677,7 +4057,7 @@
         <w:spacing w:before="100" w:beforeAutospacing="1" w:after="100" w:afterAutospacing="1"/>
         <w:jc w:val="left"/>
         <w:rPr>
-          <w:rFonts w:ascii="宋体" w:eastAsia="宋体" w:hAnsi="宋体" w:cs="宋体"/>
+          <w:rFonts w:ascii="宋体" w:eastAsia="宋体" w:hAnsi="宋体" w:cs="宋体" w:hint="eastAsia"/>
           <w:kern w:val="0"/>
           <w:sz w:val="24"/>
           <w:szCs w:val="24"/>
@@ -3701,7 +4081,7 @@
         <w:spacing w:before="100" w:beforeAutospacing="1" w:after="100" w:afterAutospacing="1"/>
         <w:jc w:val="left"/>
         <w:rPr>
-          <w:rFonts w:ascii="宋体" w:eastAsia="宋体" w:hAnsi="宋体" w:cs="宋体"/>
+          <w:rFonts w:ascii="宋体" w:eastAsia="宋体" w:hAnsi="宋体" w:cs="宋体" w:hint="eastAsia"/>
           <w:kern w:val="0"/>
           <w:sz w:val="24"/>
           <w:szCs w:val="24"/>
@@ -3727,7 +4107,7 @@
         <w:spacing w:before="100" w:beforeAutospacing="1" w:after="100" w:afterAutospacing="1"/>
         <w:jc w:val="left"/>
         <w:rPr>
-          <w:rFonts w:ascii="宋体" w:eastAsia="宋体" w:hAnsi="宋体" w:cs="宋体"/>
+          <w:rFonts w:ascii="宋体" w:eastAsia="宋体" w:hAnsi="宋体" w:cs="宋体" w:hint="eastAsia"/>
           <w:kern w:val="0"/>
           <w:sz w:val="24"/>
           <w:szCs w:val="24"/>
@@ -3753,7 +4133,7 @@
         <w:spacing w:before="100" w:beforeAutospacing="1" w:after="100" w:afterAutospacing="1"/>
         <w:jc w:val="left"/>
         <w:rPr>
-          <w:rFonts w:ascii="宋体" w:eastAsia="宋体" w:hAnsi="宋体" w:cs="宋体"/>
+          <w:rFonts w:ascii="宋体" w:eastAsia="宋体" w:hAnsi="宋体" w:cs="宋体" w:hint="eastAsia"/>
           <w:kern w:val="0"/>
           <w:sz w:val="24"/>
           <w:szCs w:val="24"/>
@@ -3779,7 +4159,7 @@
         <w:spacing w:before="100" w:beforeAutospacing="1" w:after="100" w:afterAutospacing="1"/>
         <w:jc w:val="left"/>
         <w:rPr>
-          <w:rFonts w:ascii="宋体" w:eastAsia="宋体" w:hAnsi="宋体" w:cs="宋体"/>
+          <w:rFonts w:ascii="宋体" w:eastAsia="宋体" w:hAnsi="宋体" w:cs="宋体" w:hint="eastAsia"/>
           <w:kern w:val="0"/>
           <w:sz w:val="24"/>
           <w:szCs w:val="24"/>
@@ -3800,7 +4180,7 @@
         <w:widowControl/>
         <w:jc w:val="left"/>
         <w:rPr>
-          <w:rFonts w:ascii="宋体" w:eastAsia="宋体" w:hAnsi="宋体" w:cs="宋体"/>
+          <w:rFonts w:ascii="宋体" w:eastAsia="宋体" w:hAnsi="宋体" w:cs="宋体" w:hint="eastAsia"/>
           <w:kern w:val="0"/>
           <w:sz w:val="24"/>
           <w:szCs w:val="24"/>
@@ -3816,7 +4196,7 @@
         <w:spacing w:before="100" w:beforeAutospacing="1" w:after="100" w:afterAutospacing="1"/>
         <w:jc w:val="left"/>
         <w:rPr>
-          <w:rFonts w:ascii="宋体" w:eastAsia="宋体" w:hAnsi="宋体" w:cs="宋体"/>
+          <w:rFonts w:ascii="宋体" w:eastAsia="宋体" w:hAnsi="宋体" w:cs="宋体" w:hint="eastAsia"/>
           <w:kern w:val="0"/>
           <w:sz w:val="24"/>
           <w:szCs w:val="24"/>
@@ -3840,7 +4220,7 @@
         <w:spacing w:before="100" w:beforeAutospacing="1" w:after="100" w:afterAutospacing="1"/>
         <w:jc w:val="left"/>
         <w:rPr>
-          <w:rFonts w:ascii="宋体" w:eastAsia="宋体" w:hAnsi="宋体" w:cs="宋体"/>
+          <w:rFonts w:ascii="宋体" w:eastAsia="宋体" w:hAnsi="宋体" w:cs="宋体" w:hint="eastAsia"/>
           <w:kern w:val="0"/>
           <w:sz w:val="24"/>
           <w:szCs w:val="24"/>
@@ -3864,7 +4244,7 @@
         <w:spacing w:before="100" w:beforeAutospacing="1" w:after="100" w:afterAutospacing="1"/>
         <w:jc w:val="left"/>
         <w:rPr>
-          <w:rFonts w:ascii="宋体" w:eastAsia="宋体" w:hAnsi="宋体" w:cs="宋体"/>
+          <w:rFonts w:ascii="宋体" w:eastAsia="宋体" w:hAnsi="宋体" w:cs="宋体" w:hint="eastAsia"/>
           <w:kern w:val="0"/>
           <w:sz w:val="24"/>
           <w:szCs w:val="24"/>
@@ -3888,7 +4268,7 @@
         <w:spacing w:before="100" w:beforeAutospacing="1" w:after="100" w:afterAutospacing="1"/>
         <w:jc w:val="left"/>
         <w:rPr>
-          <w:rFonts w:ascii="宋体" w:eastAsia="宋体" w:hAnsi="宋体" w:cs="宋体"/>
+          <w:rFonts w:ascii="宋体" w:eastAsia="宋体" w:hAnsi="宋体" w:cs="宋体" w:hint="eastAsia"/>
           <w:kern w:val="0"/>
           <w:sz w:val="24"/>
           <w:szCs w:val="24"/>
@@ -3914,7 +4294,7 @@
         <w:spacing w:before="100" w:beforeAutospacing="1" w:after="100" w:afterAutospacing="1"/>
         <w:jc w:val="left"/>
         <w:rPr>
-          <w:rFonts w:ascii="宋体" w:eastAsia="宋体" w:hAnsi="宋体" w:cs="宋体"/>
+          <w:rFonts w:ascii="宋体" w:eastAsia="宋体" w:hAnsi="宋体" w:cs="宋体" w:hint="eastAsia"/>
           <w:kern w:val="0"/>
           <w:sz w:val="24"/>
           <w:szCs w:val="24"/>
@@ -3940,7 +4320,7 @@
         <w:spacing w:before="100" w:beforeAutospacing="1" w:after="100" w:afterAutospacing="1"/>
         <w:jc w:val="left"/>
         <w:rPr>
-          <w:rFonts w:ascii="宋体" w:eastAsia="宋体" w:hAnsi="宋体" w:cs="宋体"/>
+          <w:rFonts w:ascii="宋体" w:eastAsia="宋体" w:hAnsi="宋体" w:cs="宋体" w:hint="eastAsia"/>
           <w:kern w:val="0"/>
           <w:sz w:val="24"/>
           <w:szCs w:val="24"/>
@@ -3966,7 +4346,7 @@
         <w:spacing w:before="100" w:beforeAutospacing="1" w:after="100" w:afterAutospacing="1"/>
         <w:jc w:val="left"/>
         <w:rPr>
-          <w:rFonts w:ascii="宋体" w:eastAsia="宋体" w:hAnsi="宋体" w:cs="宋体"/>
+          <w:rFonts w:ascii="宋体" w:eastAsia="宋体" w:hAnsi="宋体" w:cs="宋体" w:hint="eastAsia"/>
           <w:kern w:val="0"/>
           <w:sz w:val="24"/>
           <w:szCs w:val="24"/>
@@ -3988,7 +4368,7 @@
         <w:spacing w:before="100" w:beforeAutospacing="1" w:after="100" w:afterAutospacing="1"/>
         <w:jc w:val="left"/>
         <w:rPr>
-          <w:rFonts w:ascii="宋体" w:eastAsia="宋体" w:hAnsi="宋体" w:cs="宋体"/>
+          <w:rFonts w:ascii="宋体" w:eastAsia="宋体" w:hAnsi="宋体" w:cs="宋体" w:hint="eastAsia"/>
           <w:kern w:val="0"/>
           <w:sz w:val="24"/>
           <w:szCs w:val="24"/>
@@ -4011,7 +4391,7 @@
         <w:widowControl/>
         <w:jc w:val="left"/>
         <w:rPr>
-          <w:rFonts w:ascii="宋体" w:eastAsia="宋体" w:hAnsi="宋体" w:cs="宋体"/>
+          <w:rFonts w:ascii="宋体" w:eastAsia="宋体" w:hAnsi="宋体" w:cs="宋体" w:hint="eastAsia"/>
           <w:kern w:val="0"/>
           <w:sz w:val="24"/>
           <w:szCs w:val="24"/>
@@ -4027,7 +4407,7 @@
         <w:spacing w:before="100" w:beforeAutospacing="1" w:after="100" w:afterAutospacing="1"/>
         <w:jc w:val="left"/>
         <w:rPr>
-          <w:rFonts w:ascii="宋体" w:eastAsia="宋体" w:hAnsi="宋体" w:cs="宋体"/>
+          <w:rFonts w:ascii="宋体" w:eastAsia="宋体" w:hAnsi="宋体" w:cs="宋体" w:hint="eastAsia"/>
           <w:kern w:val="0"/>
           <w:sz w:val="24"/>
           <w:szCs w:val="24"/>
@@ -4051,7 +4431,7 @@
         <w:spacing w:before="100" w:beforeAutospacing="1" w:after="100" w:afterAutospacing="1"/>
         <w:jc w:val="left"/>
         <w:rPr>
-          <w:rFonts w:ascii="宋体" w:eastAsia="宋体" w:hAnsi="宋体" w:cs="宋体"/>
+          <w:rFonts w:ascii="宋体" w:eastAsia="宋体" w:hAnsi="宋体" w:cs="宋体" w:hint="eastAsia"/>
           <w:kern w:val="0"/>
           <w:sz w:val="24"/>
           <w:szCs w:val="24"/>
@@ -4077,7 +4457,7 @@
         <w:spacing w:before="100" w:beforeAutospacing="1" w:after="100" w:afterAutospacing="1"/>
         <w:jc w:val="left"/>
         <w:rPr>
-          <w:rFonts w:ascii="宋体" w:eastAsia="宋体" w:hAnsi="宋体" w:cs="宋体"/>
+          <w:rFonts w:ascii="宋体" w:eastAsia="宋体" w:hAnsi="宋体" w:cs="宋体" w:hint="eastAsia"/>
           <w:kern w:val="0"/>
           <w:sz w:val="24"/>
           <w:szCs w:val="24"/>
@@ -4103,7 +4483,7 @@
         <w:spacing w:before="100" w:beforeAutospacing="1" w:after="100" w:afterAutospacing="1"/>
         <w:jc w:val="left"/>
         <w:rPr>
-          <w:rFonts w:ascii="宋体" w:eastAsia="宋体" w:hAnsi="宋体" w:cs="宋体"/>
+          <w:rFonts w:ascii="宋体" w:eastAsia="宋体" w:hAnsi="宋体" w:cs="宋体" w:hint="eastAsia"/>
           <w:kern w:val="0"/>
           <w:sz w:val="24"/>
           <w:szCs w:val="24"/>
@@ -4129,7 +4509,7 @@
         <w:spacing w:before="100" w:beforeAutospacing="1" w:after="100" w:afterAutospacing="1"/>
         <w:jc w:val="left"/>
         <w:rPr>
-          <w:rFonts w:ascii="宋体" w:eastAsia="宋体" w:hAnsi="宋体" w:cs="宋体"/>
+          <w:rFonts w:ascii="宋体" w:eastAsia="宋体" w:hAnsi="宋体" w:cs="宋体" w:hint="eastAsia"/>
           <w:kern w:val="0"/>
           <w:sz w:val="24"/>
           <w:szCs w:val="24"/>
@@ -4151,7 +4531,7 @@
         <w:spacing w:before="100" w:beforeAutospacing="1" w:after="100" w:afterAutospacing="1"/>
         <w:jc w:val="left"/>
         <w:rPr>
-          <w:rFonts w:ascii="宋体" w:eastAsia="宋体" w:hAnsi="宋体" w:cs="宋体"/>
+          <w:rFonts w:ascii="宋体" w:eastAsia="宋体" w:hAnsi="宋体" w:cs="宋体" w:hint="eastAsia"/>
           <w:kern w:val="0"/>
           <w:sz w:val="24"/>
           <w:szCs w:val="24"/>
@@ -4172,7 +4552,7 @@
         <w:widowControl/>
         <w:jc w:val="left"/>
         <w:rPr>
-          <w:rFonts w:ascii="宋体" w:eastAsia="宋体" w:hAnsi="宋体" w:cs="宋体"/>
+          <w:rFonts w:ascii="宋体" w:eastAsia="宋体" w:hAnsi="宋体" w:cs="宋体" w:hint="eastAsia"/>
           <w:kern w:val="0"/>
           <w:sz w:val="24"/>
           <w:szCs w:val="24"/>
@@ -4188,7 +4568,7 @@
         <w:spacing w:before="100" w:beforeAutospacing="1" w:after="100" w:afterAutospacing="1"/>
         <w:jc w:val="left"/>
         <w:rPr>
-          <w:rFonts w:ascii="宋体" w:eastAsia="宋体" w:hAnsi="宋体" w:cs="宋体"/>
+          <w:rFonts w:ascii="宋体" w:eastAsia="宋体" w:hAnsi="宋体" w:cs="宋体" w:hint="eastAsia"/>
           <w:kern w:val="0"/>
           <w:sz w:val="24"/>
           <w:szCs w:val="24"/>
@@ -4212,7 +4592,7 @@
         <w:spacing w:before="100" w:beforeAutospacing="1" w:after="100" w:afterAutospacing="1"/>
         <w:jc w:val="left"/>
         <w:rPr>
-          <w:rFonts w:ascii="宋体" w:eastAsia="宋体" w:hAnsi="宋体" w:cs="宋体"/>
+          <w:rFonts w:ascii="宋体" w:eastAsia="宋体" w:hAnsi="宋体" w:cs="宋体" w:hint="eastAsia"/>
           <w:kern w:val="0"/>
           <w:sz w:val="24"/>
           <w:szCs w:val="24"/>
@@ -4238,7 +4618,7 @@
         <w:spacing w:before="100" w:beforeAutospacing="1" w:after="100" w:afterAutospacing="1"/>
         <w:jc w:val="left"/>
         <w:rPr>
-          <w:rFonts w:ascii="宋体" w:eastAsia="宋体" w:hAnsi="宋体" w:cs="宋体"/>
+          <w:rFonts w:ascii="宋体" w:eastAsia="宋体" w:hAnsi="宋体" w:cs="宋体" w:hint="eastAsia"/>
           <w:kern w:val="0"/>
           <w:sz w:val="24"/>
           <w:szCs w:val="24"/>
@@ -4275,7 +4655,7 @@
         <w:spacing w:before="100" w:beforeAutospacing="1" w:after="100" w:afterAutospacing="1"/>
         <w:jc w:val="left"/>
         <w:rPr>
-          <w:rFonts w:ascii="宋体" w:eastAsia="宋体" w:hAnsi="宋体" w:cs="宋体"/>
+          <w:rFonts w:ascii="宋体" w:eastAsia="宋体" w:hAnsi="宋体" w:cs="宋体" w:hint="eastAsia"/>
           <w:kern w:val="0"/>
           <w:sz w:val="24"/>
           <w:szCs w:val="24"/>
@@ -4312,7 +4692,7 @@
         <w:spacing w:before="100" w:beforeAutospacing="1" w:after="100" w:afterAutospacing="1"/>
         <w:jc w:val="left"/>
         <w:rPr>
-          <w:rFonts w:ascii="宋体" w:eastAsia="宋体" w:hAnsi="宋体" w:cs="宋体"/>
+          <w:rFonts w:ascii="宋体" w:eastAsia="宋体" w:hAnsi="宋体" w:cs="宋体" w:hint="eastAsia"/>
           <w:kern w:val="0"/>
           <w:sz w:val="24"/>
           <w:szCs w:val="24"/>
@@ -4338,7 +4718,7 @@
         <w:spacing w:before="100" w:beforeAutospacing="1" w:after="100" w:afterAutospacing="1"/>
         <w:jc w:val="left"/>
         <w:rPr>
-          <w:rFonts w:ascii="宋体" w:eastAsia="宋体" w:hAnsi="宋体" w:cs="宋体"/>
+          <w:rFonts w:ascii="宋体" w:eastAsia="宋体" w:hAnsi="宋体" w:cs="宋体" w:hint="eastAsia"/>
           <w:kern w:val="0"/>
           <w:sz w:val="24"/>
           <w:szCs w:val="24"/>
@@ -4364,7 +4744,7 @@
         <w:spacing w:before="100" w:beforeAutospacing="1" w:after="100" w:afterAutospacing="1"/>
         <w:jc w:val="left"/>
         <w:rPr>
-          <w:rFonts w:ascii="宋体" w:eastAsia="宋体" w:hAnsi="宋体" w:cs="宋体"/>
+          <w:rFonts w:ascii="宋体" w:eastAsia="宋体" w:hAnsi="宋体" w:cs="宋体" w:hint="eastAsia"/>
           <w:kern w:val="0"/>
           <w:sz w:val="24"/>
           <w:szCs w:val="24"/>
@@ -4390,7 +4770,7 @@
         <w:spacing w:before="100" w:beforeAutospacing="1" w:after="100" w:afterAutospacing="1"/>
         <w:jc w:val="left"/>
         <w:rPr>
-          <w:rFonts w:ascii="宋体" w:eastAsia="宋体" w:hAnsi="宋体" w:cs="宋体"/>
+          <w:rFonts w:ascii="宋体" w:eastAsia="宋体" w:hAnsi="宋体" w:cs="宋体" w:hint="eastAsia"/>
           <w:kern w:val="0"/>
           <w:sz w:val="24"/>
           <w:szCs w:val="24"/>
@@ -4423,7 +4803,7 @@
         <w:spacing w:before="100" w:beforeAutospacing="1" w:after="100" w:afterAutospacing="1"/>
         <w:jc w:val="left"/>
         <w:rPr>
-          <w:rFonts w:ascii="宋体" w:eastAsia="宋体" w:hAnsi="宋体" w:cs="宋体"/>
+          <w:rFonts w:ascii="宋体" w:eastAsia="宋体" w:hAnsi="宋体" w:cs="宋体" w:hint="eastAsia"/>
           <w:kern w:val="0"/>
           <w:sz w:val="24"/>
           <w:szCs w:val="24"/>
@@ -4444,7 +4824,7 @@
         <w:widowControl/>
         <w:jc w:val="left"/>
         <w:rPr>
-          <w:rFonts w:ascii="宋体" w:eastAsia="宋体" w:hAnsi="宋体" w:cs="宋体"/>
+          <w:rFonts w:ascii="宋体" w:eastAsia="宋体" w:hAnsi="宋体" w:cs="宋体" w:hint="eastAsia"/>
           <w:kern w:val="0"/>
           <w:sz w:val="24"/>
           <w:szCs w:val="24"/>
@@ -4460,7 +4840,7 @@
         <w:spacing w:before="100" w:beforeAutospacing="1" w:after="100" w:afterAutospacing="1"/>
         <w:jc w:val="left"/>
         <w:rPr>
-          <w:rFonts w:ascii="宋体" w:eastAsia="宋体" w:hAnsi="宋体" w:cs="宋体"/>
+          <w:rFonts w:ascii="宋体" w:eastAsia="宋体" w:hAnsi="宋体" w:cs="宋体" w:hint="eastAsia"/>
           <w:kern w:val="0"/>
           <w:sz w:val="24"/>
           <w:szCs w:val="24"/>
@@ -4484,7 +4864,7 @@
         <w:spacing w:before="100" w:beforeAutospacing="1" w:after="100" w:afterAutospacing="1"/>
         <w:jc w:val="left"/>
         <w:rPr>
-          <w:rFonts w:ascii="宋体" w:eastAsia="宋体" w:hAnsi="宋体" w:cs="宋体"/>
+          <w:rFonts w:ascii="宋体" w:eastAsia="宋体" w:hAnsi="宋体" w:cs="宋体" w:hint="eastAsia"/>
           <w:kern w:val="0"/>
           <w:sz w:val="24"/>
           <w:szCs w:val="24"/>
@@ -4510,7 +4890,7 @@
         <w:spacing w:before="100" w:beforeAutospacing="1" w:after="100" w:afterAutospacing="1"/>
         <w:jc w:val="left"/>
         <w:rPr>
-          <w:rFonts w:ascii="宋体" w:eastAsia="宋体" w:hAnsi="宋体" w:cs="宋体"/>
+          <w:rFonts w:ascii="宋体" w:eastAsia="宋体" w:hAnsi="宋体" w:cs="宋体" w:hint="eastAsia"/>
           <w:kern w:val="0"/>
           <w:sz w:val="24"/>
           <w:szCs w:val="24"/>
@@ -4547,7 +4927,7 @@
         <w:spacing w:before="100" w:beforeAutospacing="1" w:after="100" w:afterAutospacing="1"/>
         <w:jc w:val="left"/>
         <w:rPr>
-          <w:rFonts w:ascii="宋体" w:eastAsia="宋体" w:hAnsi="宋体" w:cs="宋体"/>
+          <w:rFonts w:ascii="宋体" w:eastAsia="宋体" w:hAnsi="宋体" w:cs="宋体" w:hint="eastAsia"/>
           <w:kern w:val="0"/>
           <w:sz w:val="24"/>
           <w:szCs w:val="24"/>
@@ -4584,7 +4964,7 @@
         <w:spacing w:before="100" w:beforeAutospacing="1" w:after="100" w:afterAutospacing="1"/>
         <w:jc w:val="left"/>
         <w:rPr>
-          <w:rFonts w:ascii="宋体" w:eastAsia="宋体" w:hAnsi="宋体" w:cs="宋体"/>
+          <w:rFonts w:ascii="宋体" w:eastAsia="宋体" w:hAnsi="宋体" w:cs="宋体" w:hint="eastAsia"/>
           <w:kern w:val="0"/>
           <w:sz w:val="24"/>
           <w:szCs w:val="24"/>
@@ -4610,7 +4990,7 @@
         <w:spacing w:before="100" w:beforeAutospacing="1" w:after="100" w:afterAutospacing="1"/>
         <w:jc w:val="left"/>
         <w:rPr>
-          <w:rFonts w:ascii="宋体" w:eastAsia="宋体" w:hAnsi="宋体" w:cs="宋体"/>
+          <w:rFonts w:ascii="宋体" w:eastAsia="宋体" w:hAnsi="宋体" w:cs="宋体" w:hint="eastAsia"/>
           <w:kern w:val="0"/>
           <w:sz w:val="24"/>
           <w:szCs w:val="24"/>
@@ -4636,7 +5016,7 @@
         <w:spacing w:before="100" w:beforeAutospacing="1" w:after="100" w:afterAutospacing="1"/>
         <w:jc w:val="left"/>
         <w:rPr>
-          <w:rFonts w:ascii="宋体" w:eastAsia="宋体" w:hAnsi="宋体" w:cs="宋体"/>
+          <w:rFonts w:ascii="宋体" w:eastAsia="宋体" w:hAnsi="宋体" w:cs="宋体" w:hint="eastAsia"/>
           <w:kern w:val="0"/>
           <w:sz w:val="24"/>
           <w:szCs w:val="24"/>
@@ -4662,7 +5042,7 @@
         <w:spacing w:before="100" w:beforeAutospacing="1" w:after="100" w:afterAutospacing="1"/>
         <w:jc w:val="left"/>
         <w:rPr>
-          <w:rFonts w:ascii="宋体" w:eastAsia="宋体" w:hAnsi="宋体" w:cs="宋体"/>
+          <w:rFonts w:ascii="宋体" w:eastAsia="宋体" w:hAnsi="宋体" w:cs="宋体" w:hint="eastAsia"/>
           <w:kern w:val="0"/>
           <w:sz w:val="24"/>
           <w:szCs w:val="24"/>
@@ -4697,7 +5077,7 @@
         <w:spacing w:before="100" w:beforeAutospacing="1" w:after="100" w:afterAutospacing="1"/>
         <w:jc w:val="left"/>
         <w:rPr>
-          <w:rFonts w:ascii="宋体" w:eastAsia="宋体" w:hAnsi="宋体" w:cs="宋体"/>
+          <w:rFonts w:ascii="宋体" w:eastAsia="宋体" w:hAnsi="宋体" w:cs="宋体" w:hint="eastAsia"/>
           <w:kern w:val="0"/>
           <w:sz w:val="24"/>
           <w:szCs w:val="24"/>
@@ -4718,7 +5098,7 @@
         <w:widowControl/>
         <w:jc w:val="left"/>
         <w:rPr>
-          <w:rFonts w:ascii="宋体" w:eastAsia="宋体" w:hAnsi="宋体" w:cs="宋体"/>
+          <w:rFonts w:ascii="宋体" w:eastAsia="宋体" w:hAnsi="宋体" w:cs="宋体" w:hint="eastAsia"/>
           <w:kern w:val="0"/>
           <w:sz w:val="24"/>
           <w:szCs w:val="24"/>
@@ -4734,7 +5114,7 @@
         <w:spacing w:before="100" w:beforeAutospacing="1" w:after="100" w:afterAutospacing="1"/>
         <w:jc w:val="left"/>
         <w:rPr>
-          <w:rFonts w:ascii="宋体" w:eastAsia="宋体" w:hAnsi="宋体" w:cs="宋体"/>
+          <w:rFonts w:ascii="宋体" w:eastAsia="宋体" w:hAnsi="宋体" w:cs="宋体" w:hint="eastAsia"/>
           <w:kern w:val="0"/>
           <w:sz w:val="24"/>
           <w:szCs w:val="24"/>
@@ -4758,7 +5138,7 @@
         <w:spacing w:before="100" w:beforeAutospacing="1" w:after="100" w:afterAutospacing="1"/>
         <w:jc w:val="left"/>
         <w:rPr>
-          <w:rFonts w:ascii="宋体" w:eastAsia="宋体" w:hAnsi="宋体" w:cs="宋体"/>
+          <w:rFonts w:ascii="宋体" w:eastAsia="宋体" w:hAnsi="宋体" w:cs="宋体" w:hint="eastAsia"/>
           <w:kern w:val="0"/>
           <w:sz w:val="24"/>
           <w:szCs w:val="24"/>
@@ -4784,7 +5164,7 @@
         <w:spacing w:before="100" w:beforeAutospacing="1" w:after="100" w:afterAutospacing="1"/>
         <w:jc w:val="left"/>
         <w:rPr>
-          <w:rFonts w:ascii="宋体" w:eastAsia="宋体" w:hAnsi="宋体" w:cs="宋体"/>
+          <w:rFonts w:ascii="宋体" w:eastAsia="宋体" w:hAnsi="宋体" w:cs="宋体" w:hint="eastAsia"/>
           <w:kern w:val="0"/>
           <w:sz w:val="24"/>
           <w:szCs w:val="24"/>
@@ -4821,7 +5201,7 @@
         <w:spacing w:before="100" w:beforeAutospacing="1" w:after="100" w:afterAutospacing="1"/>
         <w:jc w:val="left"/>
         <w:rPr>
-          <w:rFonts w:ascii="宋体" w:eastAsia="宋体" w:hAnsi="宋体" w:cs="宋体"/>
+          <w:rFonts w:ascii="宋体" w:eastAsia="宋体" w:hAnsi="宋体" w:cs="宋体" w:hint="eastAsia"/>
           <w:kern w:val="0"/>
           <w:sz w:val="24"/>
           <w:szCs w:val="24"/>
@@ -4858,7 +5238,7 @@
         <w:spacing w:before="100" w:beforeAutospacing="1" w:after="100" w:afterAutospacing="1"/>
         <w:jc w:val="left"/>
         <w:rPr>
-          <w:rFonts w:ascii="宋体" w:eastAsia="宋体" w:hAnsi="宋体" w:cs="宋体"/>
+          <w:rFonts w:ascii="宋体" w:eastAsia="宋体" w:hAnsi="宋体" w:cs="宋体" w:hint="eastAsia"/>
           <w:kern w:val="0"/>
           <w:sz w:val="24"/>
           <w:szCs w:val="24"/>
@@ -4891,7 +5271,7 @@
         <w:spacing w:before="100" w:beforeAutospacing="1" w:after="100" w:afterAutospacing="1"/>
         <w:jc w:val="left"/>
         <w:rPr>
-          <w:rFonts w:ascii="宋体" w:eastAsia="宋体" w:hAnsi="宋体" w:cs="宋体"/>
+          <w:rFonts w:ascii="宋体" w:eastAsia="宋体" w:hAnsi="宋体" w:cs="宋体" w:hint="eastAsia"/>
           <w:kern w:val="0"/>
           <w:sz w:val="24"/>
           <w:szCs w:val="24"/>
@@ -4915,7 +5295,7 @@
         <w:spacing w:before="100" w:beforeAutospacing="1" w:after="100" w:afterAutospacing="1"/>
         <w:jc w:val="left"/>
         <w:rPr>
-          <w:rFonts w:ascii="宋体" w:eastAsia="宋体" w:hAnsi="宋体" w:cs="宋体"/>
+          <w:rFonts w:ascii="宋体" w:eastAsia="宋体" w:hAnsi="宋体" w:cs="宋体" w:hint="eastAsia"/>
           <w:kern w:val="0"/>
           <w:sz w:val="24"/>
           <w:szCs w:val="24"/>
@@ -4939,7 +5319,7 @@
         <w:spacing w:before="100" w:beforeAutospacing="1" w:after="100" w:afterAutospacing="1"/>
         <w:jc w:val="left"/>
         <w:rPr>
-          <w:rFonts w:ascii="宋体" w:eastAsia="宋体" w:hAnsi="宋体" w:cs="宋体"/>
+          <w:rFonts w:ascii="宋体" w:eastAsia="宋体" w:hAnsi="宋体" w:cs="宋体" w:hint="eastAsia"/>
           <w:kern w:val="0"/>
           <w:sz w:val="24"/>
           <w:szCs w:val="24"/>
@@ -4972,7 +5352,7 @@
         <w:widowControl/>
         <w:jc w:val="left"/>
         <w:rPr>
-          <w:rFonts w:ascii="宋体" w:eastAsia="宋体" w:hAnsi="宋体" w:cs="宋体"/>
+          <w:rFonts w:ascii="宋体" w:eastAsia="宋体" w:hAnsi="宋体" w:cs="宋体" w:hint="eastAsia"/>
           <w:kern w:val="0"/>
           <w:sz w:val="24"/>
           <w:szCs w:val="24"/>
@@ -4988,7 +5368,7 @@
         <w:spacing w:before="100" w:beforeAutospacing="1" w:after="100" w:afterAutospacing="1"/>
         <w:jc w:val="left"/>
         <w:rPr>
-          <w:rFonts w:ascii="宋体" w:eastAsia="宋体" w:hAnsi="宋体" w:cs="宋体"/>
+          <w:rFonts w:ascii="宋体" w:eastAsia="宋体" w:hAnsi="宋体" w:cs="宋体" w:hint="eastAsia"/>
           <w:kern w:val="0"/>
           <w:sz w:val="24"/>
           <w:szCs w:val="24"/>
@@ -5016,7 +5396,7 @@
         <w:spacing w:before="100" w:beforeAutospacing="1" w:after="100" w:afterAutospacing="1"/>
         <w:jc w:val="left"/>
         <w:rPr>
-          <w:rFonts w:ascii="宋体" w:eastAsia="宋体" w:hAnsi="宋体" w:cs="宋体"/>
+          <w:rFonts w:ascii="宋体" w:eastAsia="宋体" w:hAnsi="宋体" w:cs="宋体" w:hint="eastAsia"/>
           <w:kern w:val="0"/>
           <w:sz w:val="24"/>
           <w:szCs w:val="24"/>
@@ -5053,7 +5433,7 @@
         <w:spacing w:before="100" w:beforeAutospacing="1" w:after="100" w:afterAutospacing="1"/>
         <w:jc w:val="left"/>
         <w:rPr>
-          <w:rFonts w:ascii="宋体" w:eastAsia="宋体" w:hAnsi="宋体" w:cs="宋体"/>
+          <w:rFonts w:ascii="宋体" w:eastAsia="宋体" w:hAnsi="宋体" w:cs="宋体" w:hint="eastAsia"/>
           <w:kern w:val="0"/>
           <w:sz w:val="24"/>
           <w:szCs w:val="24"/>
@@ -5079,7 +5459,7 @@
         <w:spacing w:before="100" w:beforeAutospacing="1" w:after="100" w:afterAutospacing="1"/>
         <w:jc w:val="left"/>
         <w:rPr>
-          <w:rFonts w:ascii="宋体" w:eastAsia="宋体" w:hAnsi="宋体" w:cs="宋体"/>
+          <w:rFonts w:ascii="宋体" w:eastAsia="宋体" w:hAnsi="宋体" w:cs="宋体" w:hint="eastAsia"/>
           <w:kern w:val="0"/>
           <w:sz w:val="24"/>
           <w:szCs w:val="24"/>
@@ -5105,7 +5485,7 @@
         <w:spacing w:before="100" w:beforeAutospacing="1" w:after="100" w:afterAutospacing="1"/>
         <w:jc w:val="left"/>
         <w:rPr>
-          <w:rFonts w:ascii="宋体" w:eastAsia="宋体" w:hAnsi="宋体" w:cs="宋体"/>
+          <w:rFonts w:ascii="宋体" w:eastAsia="宋体" w:hAnsi="宋体" w:cs="宋体" w:hint="eastAsia"/>
           <w:kern w:val="0"/>
           <w:sz w:val="24"/>
           <w:szCs w:val="24"/>
@@ -5131,7 +5511,7 @@
         <w:spacing w:before="100" w:beforeAutospacing="1" w:after="100" w:afterAutospacing="1"/>
         <w:jc w:val="left"/>
         <w:rPr>
-          <w:rFonts w:ascii="宋体" w:eastAsia="宋体" w:hAnsi="宋体" w:cs="宋体"/>
+          <w:rFonts w:ascii="宋体" w:eastAsia="宋体" w:hAnsi="宋体" w:cs="宋体" w:hint="eastAsia"/>
           <w:kern w:val="0"/>
           <w:sz w:val="24"/>
           <w:szCs w:val="24"/>
@@ -5157,7 +5537,7 @@
         <w:spacing w:before="100" w:beforeAutospacing="1" w:after="100" w:afterAutospacing="1"/>
         <w:jc w:val="left"/>
         <w:rPr>
-          <w:rFonts w:ascii="宋体" w:eastAsia="宋体" w:hAnsi="宋体" w:cs="宋体"/>
+          <w:rFonts w:ascii="宋体" w:eastAsia="宋体" w:hAnsi="宋体" w:cs="宋体" w:hint="eastAsia"/>
           <w:kern w:val="0"/>
           <w:sz w:val="24"/>
           <w:szCs w:val="24"/>
@@ -5194,7 +5574,7 @@
         <w:spacing w:before="100" w:beforeAutospacing="1" w:after="100" w:afterAutospacing="1"/>
         <w:jc w:val="left"/>
         <w:rPr>
-          <w:rFonts w:ascii="宋体" w:eastAsia="宋体" w:hAnsi="宋体" w:cs="宋体"/>
+          <w:rFonts w:ascii="宋体" w:eastAsia="宋体" w:hAnsi="宋体" w:cs="宋体" w:hint="eastAsia"/>
           <w:kern w:val="0"/>
           <w:sz w:val="24"/>
           <w:szCs w:val="24"/>
@@ -5220,7 +5600,7 @@
         <w:spacing w:before="100" w:beforeAutospacing="1" w:after="100" w:afterAutospacing="1"/>
         <w:jc w:val="left"/>
         <w:rPr>
-          <w:rFonts w:ascii="宋体" w:eastAsia="宋体" w:hAnsi="宋体" w:cs="宋体"/>
+          <w:rFonts w:ascii="宋体" w:eastAsia="宋体" w:hAnsi="宋体" w:cs="宋体" w:hint="eastAsia"/>
           <w:kern w:val="0"/>
           <w:sz w:val="24"/>
           <w:szCs w:val="24"/>
@@ -5246,7 +5626,7 @@
         <w:spacing w:before="100" w:beforeAutospacing="1" w:after="100" w:afterAutospacing="1"/>
         <w:jc w:val="left"/>
         <w:rPr>
-          <w:rFonts w:ascii="宋体" w:eastAsia="宋体" w:hAnsi="宋体" w:cs="宋体"/>
+          <w:rFonts w:ascii="宋体" w:eastAsia="宋体" w:hAnsi="宋体" w:cs="宋体" w:hint="eastAsia"/>
           <w:kern w:val="0"/>
           <w:sz w:val="24"/>
           <w:szCs w:val="24"/>
@@ -5272,7 +5652,7 @@
         <w:spacing w:before="100" w:beforeAutospacing="1" w:after="100" w:afterAutospacing="1"/>
         <w:jc w:val="left"/>
         <w:rPr>
-          <w:rFonts w:ascii="宋体" w:eastAsia="宋体" w:hAnsi="宋体" w:cs="宋体"/>
+          <w:rFonts w:ascii="宋体" w:eastAsia="宋体" w:hAnsi="宋体" w:cs="宋体" w:hint="eastAsia"/>
           <w:kern w:val="0"/>
           <w:sz w:val="24"/>
           <w:szCs w:val="24"/>
@@ -5294,7 +5674,7 @@
         <w:spacing w:before="100" w:beforeAutospacing="1" w:after="100" w:afterAutospacing="1"/>
         <w:jc w:val="left"/>
         <w:rPr>
-          <w:rFonts w:ascii="宋体" w:eastAsia="宋体" w:hAnsi="宋体" w:cs="宋体"/>
+          <w:rFonts w:ascii="宋体" w:eastAsia="宋体" w:hAnsi="宋体" w:cs="宋体" w:hint="eastAsia"/>
           <w:kern w:val="0"/>
           <w:sz w:val="24"/>
           <w:szCs w:val="24"/>
@@ -5357,6 +5737,7 @@
         <w:widowControl/>
         <w:jc w:val="left"/>
         <w:rPr>
+          <w:rFonts w:hint="eastAsia"/>
           <w:kern w:val="0"/>
           <w:sz w:val="24"/>
           <w:szCs w:val="24"/>
@@ -5373,6 +5754,9 @@
       <w:pPr>
         <w:pStyle w:val="af1"/>
         <w:ind w:left="315"/>
+        <w:rPr>
+          <w:rFonts w:hint="eastAsia"/>
+        </w:rPr>
       </w:pPr>
       <w:r>
         <w:rPr>
@@ -5387,13 +5771,16 @@
         <w:spacing w:before="312" w:after="62"/>
       </w:pPr>
       <w:r>
-        <w:t>为什么适合？</w:t>
+        <w:t>为什么适合</w:t>
       </w:r>
     </w:p>
     <w:p>
       <w:pPr>
         <w:pStyle w:val="af1"/>
         <w:ind w:left="315"/>
+        <w:rPr>
+          <w:rFonts w:hint="eastAsia"/>
+        </w:rPr>
       </w:pPr>
       <w:r>
         <w:t>根据2026年大赛官方规则（省级赛/国赛要求），“大数据实践赛”明确定义为：</w:t>
@@ -5421,6 +5808,9 @@
       <w:pPr>
         <w:pStyle w:val="af1"/>
         <w:ind w:left="315"/>
+        <w:rPr>
+          <w:rFonts w:hint="eastAsia"/>
+        </w:rPr>
       </w:pPr>
       <w:r>
         <w:t>你的报告（历史中已按用户提供的目录精确构建）</w:t>
@@ -5443,6 +5833,9 @@
           <w:numId w:val="10"/>
         </w:numPr>
         <w:ind w:left="315"/>
+        <w:rPr>
+          <w:rFonts w:hint="eastAsia"/>
+        </w:rPr>
       </w:pPr>
       <w:r>
         <w:rPr>
@@ -5462,6 +5855,9 @@
           <w:numId w:val="10"/>
         </w:numPr>
         <w:ind w:left="315"/>
+        <w:rPr>
+          <w:rFonts w:hint="eastAsia"/>
+        </w:rPr>
       </w:pPr>
       <w:r>
         <w:rPr>
@@ -5481,6 +5877,9 @@
           <w:numId w:val="10"/>
         </w:numPr>
         <w:ind w:left="315"/>
+        <w:rPr>
+          <w:rFonts w:hint="eastAsia"/>
+        </w:rPr>
       </w:pPr>
       <w:r>
         <w:t>数据来源为异构大数据（学术文献+求解器代码的海量解析），构建知识图谱（Neo4j）和向量数据库（ChromaDB），采用混合检索（语义+图遍历），这是典型的大数据处理、知识工程与RAG实践。</w:t>
@@ -5494,6 +5893,9 @@
           <w:numId w:val="10"/>
         </w:numPr>
         <w:ind w:left="315"/>
+        <w:rPr>
+          <w:rFonts w:hint="eastAsia"/>
+        </w:rPr>
       </w:pPr>
       <w:r>
         <w:t>实现业务智能与辅助决策：自然语言→符号依赖子图检索→LLM自动生成可执行优化代码（LINGO/Gurobi），支撑智算中心需求响应（DR），属于“资源/能源大数据”领域（智算中心高耗能场景+绿电消纳，符合“环境与人类发展大数据”范畴）。</w:t>
@@ -5507,6 +5909,9 @@
           <w:numId w:val="10"/>
         </w:numPr>
         <w:ind w:left="315"/>
+        <w:rPr>
+          <w:rFonts w:hint="eastAsia"/>
+        </w:rPr>
       </w:pPr>
       <w:r>
         <w:t>有系统实现（软硬件闭环：服务器监控、任务调控、HIL半实物验证）、测试分析（编译成功率、Pass@1、基线对比）、可运行程序（GraphRAG框架+沙盒验证）。</w:t>
@@ -5520,6 +5925,9 @@
           <w:numId w:val="10"/>
         </w:numPr>
         <w:ind w:left="315"/>
+        <w:rPr>
+          <w:rFonts w:hint="eastAsia"/>
+        </w:rPr>
       </w:pPr>
       <w:r>
         <w:rPr>
@@ -5539,6 +5947,9 @@
           <w:numId w:val="10"/>
         </w:numPr>
         <w:ind w:left="315"/>
+        <w:rPr>
+          <w:rFonts w:hint="eastAsia"/>
+        </w:rPr>
       </w:pPr>
       <w:r>
         <w:rPr>
@@ -5547,13 +5958,16 @@
         <w:t>提交完整</w:t>
       </w:r>
       <w:r>
-        <w:t>：已有报告+可运行程序+实验分析+数据集（论文/代码源），无需大改即可直接投稿（省级赛上推限额通常允许，每校本大类国赛限3件）。</w:t>
+        <w:t>：已有报告+可运行程序+实验分析+数据集（论文/代码源），无需大改即可直接投稿（省级赛上推限额通常允许，每校本大类国赛限3件</w:t>
       </w:r>
     </w:p>
     <w:p>
       <w:pPr>
         <w:pStyle w:val="af1"/>
         <w:ind w:left="315"/>
+        <w:rPr>
+          <w:rFonts w:hint="eastAsia"/>
+        </w:rPr>
       </w:pPr>
       <w:r>
         <w:rPr>
@@ -5578,6 +5992,9 @@
       <w:pPr>
         <w:pStyle w:val="af1"/>
         <w:ind w:left="315"/>
+        <w:rPr>
+          <w:rFonts w:hint="eastAsia"/>
+        </w:rPr>
       </w:pPr>
       <w:r>
         <w:t>大赛名称无需强制带“大数据实践赛”字样（评委知道所属小类），但</w:t>
@@ -5605,6 +6022,9 @@
       <w:pPr>
         <w:pStyle w:val="af1"/>
         <w:ind w:left="315"/>
+        <w:rPr>
+          <w:rFonts w:hint="eastAsia"/>
+        </w:rPr>
       </w:pPr>
       <w:r>
         <w:rPr>
@@ -5621,6 +6041,9 @@
           <w:numId w:val="11"/>
         </w:numPr>
         <w:ind w:left="735"/>
+        <w:rPr>
+          <w:rFonts w:hint="eastAsia"/>
+        </w:rPr>
       </w:pPr>
       <w:r>
         <w:rPr>
@@ -5641,6 +6064,9 @@
           <w:numId w:val="11"/>
         </w:numPr>
         <w:ind w:left="735"/>
+        <w:rPr>
+          <w:rFonts w:hint="eastAsia"/>
+        </w:rPr>
       </w:pPr>
       <w:r>
         <w:rPr>
@@ -5661,6 +6087,9 @@
           <w:numId w:val="11"/>
         </w:numPr>
         <w:ind w:left="735"/>
+        <w:rPr>
+          <w:rFonts w:hint="eastAsia"/>
+        </w:rPr>
       </w:pPr>
       <w:r>
         <w:rPr>
@@ -5677,6 +6106,9 @@
       <w:pPr>
         <w:pStyle w:val="af1"/>
         <w:ind w:left="315"/>
+        <w:rPr>
+          <w:rFonts w:hint="eastAsia"/>
+        </w:rPr>
       </w:pPr>
       <w:r>
         <w:t>这些标题比原版缩短一半以上，更符合大赛投稿习惯（简明、关键词突出），同时自然体现“大数据实践”属性（GraphRAG+KG+异构数据处理=大数据核心）。投稿时可直接替换历史报告中的作品名称，并在封面/概要表中使用。</w:t>
@@ -5686,6 +6118,9 @@
       <w:pPr>
         <w:pStyle w:val="af1"/>
         <w:ind w:left="315"/>
+        <w:rPr>
+          <w:rFonts w:hint="eastAsia"/>
+        </w:rPr>
       </w:pPr>
       <w:r>
         <w:t>如果你需要我按新标题</w:t>
@@ -5725,9 +6160,6 @@
         <w:pStyle w:val="a0"/>
         <w:spacing w:before="62" w:after="62"/>
         <w:ind w:firstLine="480"/>
-        <w:rPr>
-          <w:rFonts w:hint="eastAsia"/>
-        </w:rPr>
       </w:pPr>
       <w:hyperlink r:id="rId13" w:history="1">
         <w:r>
@@ -5817,9 +6249,14 @@
 </file>
 
 <file path=word/endnotes.xml><?xml version="1.0" encoding="utf-8"?>
-<w:endnotes xmlns:wpc="http://schemas.microsoft.com/office/word/2010/wordprocessingCanvas" xmlns:cx="http://schemas.microsoft.com/office/drawing/2014/chartex" xmlns:cx1="http://schemas.microsoft.com/office/drawing/2015/9/8/chartex" xmlns:cx2="http://schemas.microsoft.com/office/drawing/2015/10/21/chartex" xmlns:cx3="http://schemas.microsoft.com/office/drawing/2016/5/9/chartex" xmlns:cx4="http://schemas.microsoft.com/office/drawing/2016/5/10/chartex" xmlns:cx5="http://schemas.microsoft.com/office/drawing/2016/5/11/chartex" xmlns:cx6="http://schemas.microsoft.com/office/drawing/2016/5/12/chartex" xmlns:cx7="http://schemas.microsoft.com/office/drawing/2016/5/13/chartex" xmlns:cx8="http://schemas.microsoft.com/office/drawing/2016/5/14/chartex" xmlns:mc="http://schemas.openxmlformats.org/markup-compatibility/2006" xmlns:aink="http://schemas.microsoft.com/office/drawing/2016/ink" xmlns:am3d="http://schemas.microsoft.com/office/drawing/2017/model3d" xmlns:o="urn:schemas-microsoft-com:office:office" xmlns:r="http://schemas.openxmlformats.org/officeDocument/2006/relationships" xmlns:m="http://schemas.openxmlformats.org/officeDocument/2006/math" xmlns:v="urn:schemas-microsoft-com:vml" xmlns:wp14="http://schemas.microsoft.com/office/word/2010/wordprocessingDrawing" xmlns:wp="http://schemas.openxmlformats.org/drawingml/2006/wordprocessingDrawing" xmlns:w10="urn:schemas-microsoft-com:office:word" xmlns:w="http://schemas.openxmlformats.org/wordprocessingml/2006/main" xmlns:w14="http://schemas.microsoft.com/office/word/2010/wordml" xmlns:w15="http://schemas.microsoft.com/office/word/2012/wordml" xmlns:w16cex="http://schemas.microsoft.com/office/word/2018/wordml/cex" xmlns:w16cid="http://schemas.microsoft.com/office/word/2016/wordml/cid" xmlns:w16="http://schemas.microsoft.com/office/word/2018/wordml" xmlns:w16sdtdh="http://schemas.microsoft.com/office/word/2020/wordml/sdtdatahash" xmlns:w16se="http://schemas.microsoft.com/office/word/2015/wordml/symex" xmlns:wpg="http://schemas.microsoft.com/office/word/2010/wordprocessingGroup" xmlns:wpi="http://schemas.microsoft.com/office/word/2010/wordprocessingInk" xmlns:wne="http://schemas.microsoft.com/office/word/2006/wordml" xmlns:wps="http://schemas.microsoft.com/office/word/2010/wordprocessingShape" mc:Ignorable="w14 w15 w16se w16cid w16 w16cex w16sdtdh wp14">
+<w:endnotes xmlns:wpc="http://schemas.microsoft.com/office/word/2010/wordprocessingCanvas" xmlns:cx="http://schemas.microsoft.com/office/drawing/2014/chartex" xmlns:cx1="http://schemas.microsoft.com/office/drawing/2015/9/8/chartex" xmlns:cx2="http://schemas.microsoft.com/office/drawing/2015/10/21/chartex" xmlns:cx3="http://schemas.microsoft.com/office/drawing/2016/5/9/chartex" xmlns:cx4="http://schemas.microsoft.com/office/drawing/2016/5/10/chartex" xmlns:cx5="http://schemas.microsoft.com/office/drawing/2016/5/11/chartex" xmlns:cx6="http://schemas.microsoft.com/office/drawing/2016/5/12/chartex" xmlns:cx7="http://schemas.microsoft.com/office/drawing/2016/5/13/chartex" xmlns:cx8="http://schemas.microsoft.com/office/drawing/2016/5/14/chartex" xmlns:mc="http://schemas.openxmlformats.org/markup-compatibility/2006" xmlns:aink="http://schemas.microsoft.com/office/drawing/2016/ink" xmlns:am3d="http://schemas.microsoft.com/office/drawing/2017/model3d" xmlns:o="urn:schemas-microsoft-com:office:office" xmlns:oel="http://schemas.microsoft.com/office/2019/extlst" xmlns:r="http://schemas.openxmlformats.org/officeDocument/2006/relationships" xmlns:m="http://schemas.openxmlformats.org/officeDocument/2006/math" xmlns:v="urn:schemas-microsoft-com:vml" xmlns:wp14="http://schemas.microsoft.com/office/word/2010/wordprocessingDrawing" xmlns:wp="http://schemas.openxmlformats.org/drawingml/2006/wordprocessingDrawing" xmlns:w10="urn:schemas-microsoft-com:office:word" xmlns:w="http://schemas.openxmlformats.org/wordprocessingml/2006/main" xmlns:w14="http://schemas.microsoft.com/office/word/2010/wordml" xmlns:w15="http://schemas.microsoft.com/office/word/2012/wordml" xmlns:w16cex="http://schemas.microsoft.com/office/word/2018/wordml/cex" xmlns:w16cid="http://schemas.microsoft.com/office/word/2016/wordml/cid" xmlns:w16="http://schemas.microsoft.com/office/word/2018/wordml" xmlns:w16du="http://schemas.microsoft.com/office/word/2023/wordml/word16du" xmlns:w16sdtdh="http://schemas.microsoft.com/office/word/2020/wordml/sdtdatahash" xmlns:w16sdtfl="http://schemas.microsoft.com/office/word/2024/wordml/sdtformatlock" xmlns:w16se="http://schemas.microsoft.com/office/word/2015/wordml/symex" xmlns:wpg="http://schemas.microsoft.com/office/word/2010/wordprocessingGroup" xmlns:wpi="http://schemas.microsoft.com/office/word/2010/wordprocessingInk" xmlns:wne="http://schemas.microsoft.com/office/word/2006/wordml" xmlns:wps="http://schemas.microsoft.com/office/word/2010/wordprocessingShape" mc:Ignorable="w14 w15 w16se w16cid w16 w16cex w16sdtdh w16sdtfl w16du wp14">
   <w:endnote w:type="separator" w:id="-1">
     <w:p>
+      <w:pPr>
+        <w:rPr>
+          <w:rFonts w:hint="eastAsia"/>
+        </w:rPr>
+      </w:pPr>
       <w:r>
         <w:separator/>
       </w:r>
@@ -5827,6 +6264,11 @@
   </w:endnote>
   <w:endnote w:type="continuationSeparator" w:id="0">
     <w:p>
+      <w:pPr>
+        <w:rPr>
+          <w:rFonts w:hint="eastAsia"/>
+        </w:rPr>
+      </w:pPr>
       <w:r>
         <w:continuationSeparator/>
       </w:r>
@@ -5836,33 +6278,41 @@
 </file>
 
 <file path=word/footer1.xml><?xml version="1.0" encoding="utf-8"?>
-<w:ftr xmlns:wpc="http://schemas.microsoft.com/office/word/2010/wordprocessingCanvas" xmlns:cx="http://schemas.microsoft.com/office/drawing/2014/chartex" xmlns:cx1="http://schemas.microsoft.com/office/drawing/2015/9/8/chartex" xmlns:cx2="http://schemas.microsoft.com/office/drawing/2015/10/21/chartex" xmlns:cx3="http://schemas.microsoft.com/office/drawing/2016/5/9/chartex" xmlns:cx4="http://schemas.microsoft.com/office/drawing/2016/5/10/chartex" xmlns:cx5="http://schemas.microsoft.com/office/drawing/2016/5/11/chartex" xmlns:cx6="http://schemas.microsoft.com/office/drawing/2016/5/12/chartex" xmlns:cx7="http://schemas.microsoft.com/office/drawing/2016/5/13/chartex" xmlns:cx8="http://schemas.microsoft.com/office/drawing/2016/5/14/chartex" xmlns:mc="http://schemas.openxmlformats.org/markup-compatibility/2006" xmlns:aink="http://schemas.microsoft.com/office/drawing/2016/ink" xmlns:am3d="http://schemas.microsoft.com/office/drawing/2017/model3d" xmlns:o="urn:schemas-microsoft-com:office:office" xmlns:r="http://schemas.openxmlformats.org/officeDocument/2006/relationships" xmlns:m="http://schemas.openxmlformats.org/officeDocument/2006/math" xmlns:v="urn:schemas-microsoft-com:vml" xmlns:wp14="http://schemas.microsoft.com/office/word/2010/wordprocessingDrawing" xmlns:wp="http://schemas.openxmlformats.org/drawingml/2006/wordprocessingDrawing" xmlns:w10="urn:schemas-microsoft-com:office:word" xmlns:w="http://schemas.openxmlformats.org/wordprocessingml/2006/main" xmlns:w14="http://schemas.microsoft.com/office/word/2010/wordml" xmlns:w15="http://schemas.microsoft.com/office/word/2012/wordml" xmlns:w16cex="http://schemas.microsoft.com/office/word/2018/wordml/cex" xmlns:w16cid="http://schemas.microsoft.com/office/word/2016/wordml/cid" xmlns:w16="http://schemas.microsoft.com/office/word/2018/wordml" xmlns:w16sdtdh="http://schemas.microsoft.com/office/word/2020/wordml/sdtdatahash" xmlns:w16se="http://schemas.microsoft.com/office/word/2015/wordml/symex" xmlns:wpg="http://schemas.microsoft.com/office/word/2010/wordprocessingGroup" xmlns:wpi="http://schemas.microsoft.com/office/word/2010/wordprocessingInk" xmlns:wne="http://schemas.microsoft.com/office/word/2006/wordml" xmlns:wps="http://schemas.microsoft.com/office/word/2010/wordprocessingShape" mc:Ignorable="w14 w15 w16se w16cid w16 w16cex w16sdtdh wp14">
+<w:ftr xmlns:wpc="http://schemas.microsoft.com/office/word/2010/wordprocessingCanvas" xmlns:cx="http://schemas.microsoft.com/office/drawing/2014/chartex" xmlns:cx1="http://schemas.microsoft.com/office/drawing/2015/9/8/chartex" xmlns:cx2="http://schemas.microsoft.com/office/drawing/2015/10/21/chartex" xmlns:cx3="http://schemas.microsoft.com/office/drawing/2016/5/9/chartex" xmlns:cx4="http://schemas.microsoft.com/office/drawing/2016/5/10/chartex" xmlns:cx5="http://schemas.microsoft.com/office/drawing/2016/5/11/chartex" xmlns:cx6="http://schemas.microsoft.com/office/drawing/2016/5/12/chartex" xmlns:cx7="http://schemas.microsoft.com/office/drawing/2016/5/13/chartex" xmlns:cx8="http://schemas.microsoft.com/office/drawing/2016/5/14/chartex" xmlns:mc="http://schemas.openxmlformats.org/markup-compatibility/2006" xmlns:aink="http://schemas.microsoft.com/office/drawing/2016/ink" xmlns:am3d="http://schemas.microsoft.com/office/drawing/2017/model3d" xmlns:o="urn:schemas-microsoft-com:office:office" xmlns:oel="http://schemas.microsoft.com/office/2019/extlst" xmlns:r="http://schemas.openxmlformats.org/officeDocument/2006/relationships" xmlns:m="http://schemas.openxmlformats.org/officeDocument/2006/math" xmlns:v="urn:schemas-microsoft-com:vml" xmlns:wp14="http://schemas.microsoft.com/office/word/2010/wordprocessingDrawing" xmlns:wp="http://schemas.openxmlformats.org/drawingml/2006/wordprocessingDrawing" xmlns:w10="urn:schemas-microsoft-com:office:word" xmlns:w="http://schemas.openxmlformats.org/wordprocessingml/2006/main" xmlns:w14="http://schemas.microsoft.com/office/word/2010/wordml" xmlns:w15="http://schemas.microsoft.com/office/word/2012/wordml" xmlns:w16cex="http://schemas.microsoft.com/office/word/2018/wordml/cex" xmlns:w16cid="http://schemas.microsoft.com/office/word/2016/wordml/cid" xmlns:w16="http://schemas.microsoft.com/office/word/2018/wordml" xmlns:w16du="http://schemas.microsoft.com/office/word/2023/wordml/word16du" xmlns:w16sdtdh="http://schemas.microsoft.com/office/word/2020/wordml/sdtdatahash" xmlns:w16sdtfl="http://schemas.microsoft.com/office/word/2024/wordml/sdtformatlock" xmlns:w16se="http://schemas.microsoft.com/office/word/2015/wordml/symex" xmlns:wpg="http://schemas.microsoft.com/office/word/2010/wordprocessingGroup" xmlns:wpi="http://schemas.microsoft.com/office/word/2010/wordprocessingInk" xmlns:wne="http://schemas.microsoft.com/office/word/2006/wordml" xmlns:wps="http://schemas.microsoft.com/office/word/2010/wordprocessingShape" mc:Ignorable="w14 w15 w16se w16cid w16 w16cex w16sdtdh w16sdtfl w16du wp14">
   <w:p>
     <w:pPr>
       <w:pStyle w:val="a7"/>
       <w:jc w:val="right"/>
+      <w:rPr>
+        <w:rFonts w:hint="eastAsia"/>
+      </w:rPr>
     </w:pPr>
   </w:p>
   <w:p>
     <w:pPr>
       <w:pStyle w:val="a7"/>
+      <w:rPr>
+        <w:rFonts w:hint="eastAsia"/>
+      </w:rPr>
     </w:pPr>
   </w:p>
 </w:ftr>
 </file>
 
 <file path=word/footer2.xml><?xml version="1.0" encoding="utf-8"?>
-<w:ftr xmlns:wpc="http://schemas.microsoft.com/office/word/2010/wordprocessingCanvas" xmlns:cx="http://schemas.microsoft.com/office/drawing/2014/chartex" xmlns:cx1="http://schemas.microsoft.com/office/drawing/2015/9/8/chartex" xmlns:cx2="http://schemas.microsoft.com/office/drawing/2015/10/21/chartex" xmlns:cx3="http://schemas.microsoft.com/office/drawing/2016/5/9/chartex" xmlns:cx4="http://schemas.microsoft.com/office/drawing/2016/5/10/chartex" xmlns:cx5="http://schemas.microsoft.com/office/drawing/2016/5/11/chartex" xmlns:cx6="http://schemas.microsoft.com/office/drawing/2016/5/12/chartex" xmlns:cx7="http://schemas.microsoft.com/office/drawing/2016/5/13/chartex" xmlns:cx8="http://schemas.microsoft.com/office/drawing/2016/5/14/chartex" xmlns:mc="http://schemas.openxmlformats.org/markup-compatibility/2006" xmlns:aink="http://schemas.microsoft.com/office/drawing/2016/ink" xmlns:am3d="http://schemas.microsoft.com/office/drawing/2017/model3d" xmlns:o="urn:schemas-microsoft-com:office:office" xmlns:r="http://schemas.openxmlformats.org/officeDocument/2006/relationships" xmlns:m="http://schemas.openxmlformats.org/officeDocument/2006/math" xmlns:v="urn:schemas-microsoft-com:vml" xmlns:wp14="http://schemas.microsoft.com/office/word/2010/wordprocessingDrawing" xmlns:wp="http://schemas.openxmlformats.org/drawingml/2006/wordprocessingDrawing" xmlns:w10="urn:schemas-microsoft-com:office:word" xmlns:w="http://schemas.openxmlformats.org/wordprocessingml/2006/main" xmlns:w14="http://schemas.microsoft.com/office/word/2010/wordml" xmlns:w15="http://schemas.microsoft.com/office/word/2012/wordml" xmlns:w16cex="http://schemas.microsoft.com/office/word/2018/wordml/cex" xmlns:w16cid="http://schemas.microsoft.com/office/word/2016/wordml/cid" xmlns:w16="http://schemas.microsoft.com/office/word/2018/wordml" xmlns:w16sdtdh="http://schemas.microsoft.com/office/word/2020/wordml/sdtdatahash" xmlns:w16se="http://schemas.microsoft.com/office/word/2015/wordml/symex" xmlns:wpg="http://schemas.microsoft.com/office/word/2010/wordprocessingGroup" xmlns:wpi="http://schemas.microsoft.com/office/word/2010/wordprocessingInk" xmlns:wne="http://schemas.microsoft.com/office/word/2006/wordml" xmlns:wps="http://schemas.microsoft.com/office/word/2010/wordprocessingShape" mc:Ignorable="w14 w15 w16se w16cid w16 w16cex w16sdtdh wp14">
+<w:ftr xmlns:wpc="http://schemas.microsoft.com/office/word/2010/wordprocessingCanvas" xmlns:cx="http://schemas.microsoft.com/office/drawing/2014/chartex" xmlns:cx1="http://schemas.microsoft.com/office/drawing/2015/9/8/chartex" xmlns:cx2="http://schemas.microsoft.com/office/drawing/2015/10/21/chartex" xmlns:cx3="http://schemas.microsoft.com/office/drawing/2016/5/9/chartex" xmlns:cx4="http://schemas.microsoft.com/office/drawing/2016/5/10/chartex" xmlns:cx5="http://schemas.microsoft.com/office/drawing/2016/5/11/chartex" xmlns:cx6="http://schemas.microsoft.com/office/drawing/2016/5/12/chartex" xmlns:cx7="http://schemas.microsoft.com/office/drawing/2016/5/13/chartex" xmlns:cx8="http://schemas.microsoft.com/office/drawing/2016/5/14/chartex" xmlns:mc="http://schemas.openxmlformats.org/markup-compatibility/2006" xmlns:aink="http://schemas.microsoft.com/office/drawing/2016/ink" xmlns:am3d="http://schemas.microsoft.com/office/drawing/2017/model3d" xmlns:o="urn:schemas-microsoft-com:office:office" xmlns:oel="http://schemas.microsoft.com/office/2019/extlst" xmlns:r="http://schemas.openxmlformats.org/officeDocument/2006/relationships" xmlns:m="http://schemas.openxmlformats.org/officeDocument/2006/math" xmlns:v="urn:schemas-microsoft-com:vml" xmlns:wp14="http://schemas.microsoft.com/office/word/2010/wordprocessingDrawing" xmlns:wp="http://schemas.openxmlformats.org/drawingml/2006/wordprocessingDrawing" xmlns:w10="urn:schemas-microsoft-com:office:word" xmlns:w="http://schemas.openxmlformats.org/wordprocessingml/2006/main" xmlns:w14="http://schemas.microsoft.com/office/word/2010/wordml" xmlns:w15="http://schemas.microsoft.com/office/word/2012/wordml" xmlns:w16cex="http://schemas.microsoft.com/office/word/2018/wordml/cex" xmlns:w16cid="http://schemas.microsoft.com/office/word/2016/wordml/cid" xmlns:w16="http://schemas.microsoft.com/office/word/2018/wordml" xmlns:w16du="http://schemas.microsoft.com/office/word/2023/wordml/word16du" xmlns:w16sdtdh="http://schemas.microsoft.com/office/word/2020/wordml/sdtdatahash" xmlns:w16sdtfl="http://schemas.microsoft.com/office/word/2024/wordml/sdtformatlock" xmlns:w16se="http://schemas.microsoft.com/office/word/2015/wordml/symex" xmlns:wpg="http://schemas.microsoft.com/office/word/2010/wordprocessingGroup" xmlns:wpi="http://schemas.microsoft.com/office/word/2010/wordprocessingInk" xmlns:wne="http://schemas.microsoft.com/office/word/2006/wordml" xmlns:wps="http://schemas.microsoft.com/office/word/2010/wordprocessingShape" mc:Ignorable="w14 w15 w16se w16cid w16 w16cex w16sdtdh w16sdtfl w16du wp14">
   <w:sdt>
     <w:sdtPr>
       <w:id w:val="142104503"/>
     </w:sdtPr>
-    <w:sdtEndPr/>
     <w:sdtContent>
       <w:p>
         <w:pPr>
           <w:pStyle w:val="a7"/>
           <w:jc w:val="right"/>
+          <w:rPr>
+            <w:rFonts w:hint="eastAsia"/>
+          </w:rPr>
         </w:pPr>
         <w:r>
           <w:rPr>
@@ -5900,15 +6350,23 @@
   <w:p>
     <w:pPr>
       <w:pStyle w:val="a7"/>
+      <w:rPr>
+        <w:rFonts w:hint="eastAsia"/>
+      </w:rPr>
     </w:pPr>
   </w:p>
 </w:ftr>
 </file>
 
 <file path=word/footnotes.xml><?xml version="1.0" encoding="utf-8"?>
-<w:footnotes xmlns:wpc="http://schemas.microsoft.com/office/word/2010/wordprocessingCanvas" xmlns:cx="http://schemas.microsoft.com/office/drawing/2014/chartex" xmlns:cx1="http://schemas.microsoft.com/office/drawing/2015/9/8/chartex" xmlns:cx2="http://schemas.microsoft.com/office/drawing/2015/10/21/chartex" xmlns:cx3="http://schemas.microsoft.com/office/drawing/2016/5/9/chartex" xmlns:cx4="http://schemas.microsoft.com/office/drawing/2016/5/10/chartex" xmlns:cx5="http://schemas.microsoft.com/office/drawing/2016/5/11/chartex" xmlns:cx6="http://schemas.microsoft.com/office/drawing/2016/5/12/chartex" xmlns:cx7="http://schemas.microsoft.com/office/drawing/2016/5/13/chartex" xmlns:cx8="http://schemas.microsoft.com/office/drawing/2016/5/14/chartex" xmlns:mc="http://schemas.openxmlformats.org/markup-compatibility/2006" xmlns:aink="http://schemas.microsoft.com/office/drawing/2016/ink" xmlns:am3d="http://schemas.microsoft.com/office/drawing/2017/model3d" xmlns:o="urn:schemas-microsoft-com:office:office" xmlns:r="http://schemas.openxmlformats.org/officeDocument/2006/relationships" xmlns:m="http://schemas.openxmlformats.org/officeDocument/2006/math" xmlns:v="urn:schemas-microsoft-com:vml" xmlns:wp14="http://schemas.microsoft.com/office/word/2010/wordprocessingDrawing" xmlns:wp="http://schemas.openxmlformats.org/drawingml/2006/wordprocessingDrawing" xmlns:w10="urn:schemas-microsoft-com:office:word" xmlns:w="http://schemas.openxmlformats.org/wordprocessingml/2006/main" xmlns:w14="http://schemas.microsoft.com/office/word/2010/wordml" xmlns:w15="http://schemas.microsoft.com/office/word/2012/wordml" xmlns:w16cex="http://schemas.microsoft.com/office/word/2018/wordml/cex" xmlns:w16cid="http://schemas.microsoft.com/office/word/2016/wordml/cid" xmlns:w16="http://schemas.microsoft.com/office/word/2018/wordml" xmlns:w16sdtdh="http://schemas.microsoft.com/office/word/2020/wordml/sdtdatahash" xmlns:w16se="http://schemas.microsoft.com/office/word/2015/wordml/symex" xmlns:wpg="http://schemas.microsoft.com/office/word/2010/wordprocessingGroup" xmlns:wpi="http://schemas.microsoft.com/office/word/2010/wordprocessingInk" xmlns:wne="http://schemas.microsoft.com/office/word/2006/wordml" xmlns:wps="http://schemas.microsoft.com/office/word/2010/wordprocessingShape" mc:Ignorable="w14 w15 w16se w16cid w16 w16cex w16sdtdh wp14">
+<w:footnotes xmlns:wpc="http://schemas.microsoft.com/office/word/2010/wordprocessingCanvas" xmlns:cx="http://schemas.microsoft.com/office/drawing/2014/chartex" xmlns:cx1="http://schemas.microsoft.com/office/drawing/2015/9/8/chartex" xmlns:cx2="http://schemas.microsoft.com/office/drawing/2015/10/21/chartex" xmlns:cx3="http://schemas.microsoft.com/office/drawing/2016/5/9/chartex" xmlns:cx4="http://schemas.microsoft.com/office/drawing/2016/5/10/chartex" xmlns:cx5="http://schemas.microsoft.com/office/drawing/2016/5/11/chartex" xmlns:cx6="http://schemas.microsoft.com/office/drawing/2016/5/12/chartex" xmlns:cx7="http://schemas.microsoft.com/office/drawing/2016/5/13/chartex" xmlns:cx8="http://schemas.microsoft.com/office/drawing/2016/5/14/chartex" xmlns:mc="http://schemas.openxmlformats.org/markup-compatibility/2006" xmlns:aink="http://schemas.microsoft.com/office/drawing/2016/ink" xmlns:am3d="http://schemas.microsoft.com/office/drawing/2017/model3d" xmlns:o="urn:schemas-microsoft-com:office:office" xmlns:oel="http://schemas.microsoft.com/office/2019/extlst" xmlns:r="http://schemas.openxmlformats.org/officeDocument/2006/relationships" xmlns:m="http://schemas.openxmlformats.org/officeDocument/2006/math" xmlns:v="urn:schemas-microsoft-com:vml" xmlns:wp14="http://schemas.microsoft.com/office/word/2010/wordprocessingDrawing" xmlns:wp="http://schemas.openxmlformats.org/drawingml/2006/wordprocessingDrawing" xmlns:w10="urn:schemas-microsoft-com:office:word" xmlns:w="http://schemas.openxmlformats.org/wordprocessingml/2006/main" xmlns:w14="http://schemas.microsoft.com/office/word/2010/wordml" xmlns:w15="http://schemas.microsoft.com/office/word/2012/wordml" xmlns:w16cex="http://schemas.microsoft.com/office/word/2018/wordml/cex" xmlns:w16cid="http://schemas.microsoft.com/office/word/2016/wordml/cid" xmlns:w16="http://schemas.microsoft.com/office/word/2018/wordml" xmlns:w16du="http://schemas.microsoft.com/office/word/2023/wordml/word16du" xmlns:w16sdtdh="http://schemas.microsoft.com/office/word/2020/wordml/sdtdatahash" xmlns:w16sdtfl="http://schemas.microsoft.com/office/word/2024/wordml/sdtformatlock" xmlns:w16se="http://schemas.microsoft.com/office/word/2015/wordml/symex" xmlns:wpg="http://schemas.microsoft.com/office/word/2010/wordprocessingGroup" xmlns:wpi="http://schemas.microsoft.com/office/word/2010/wordprocessingInk" xmlns:wne="http://schemas.microsoft.com/office/word/2006/wordml" xmlns:wps="http://schemas.microsoft.com/office/word/2010/wordprocessingShape" mc:Ignorable="w14 w15 w16se w16cid w16 w16cex w16sdtdh w16sdtfl w16du wp14">
   <w:footnote w:type="separator" w:id="-1">
     <w:p>
+      <w:pPr>
+        <w:rPr>
+          <w:rFonts w:hint="eastAsia"/>
+        </w:rPr>
+      </w:pPr>
       <w:r>
         <w:separator/>
       </w:r>
@@ -5916,6 +6374,11 @@
   </w:footnote>
   <w:footnote w:type="continuationSeparator" w:id="0">
     <w:p>
+      <w:pPr>
+        <w:rPr>
+          <w:rFonts w:hint="eastAsia"/>
+        </w:rPr>
+      </w:pPr>
       <w:r>
         <w:continuationSeparator/>
       </w:r>
@@ -5925,7 +6388,7 @@
 </file>
 
 <file path=word/numbering.xml><?xml version="1.0" encoding="utf-8"?>
-<w:numbering xmlns:wpc="http://schemas.microsoft.com/office/word/2010/wordprocessingCanvas" xmlns:cx="http://schemas.microsoft.com/office/drawing/2014/chartex" xmlns:cx1="http://schemas.microsoft.com/office/drawing/2015/9/8/chartex" xmlns:cx2="http://schemas.microsoft.com/office/drawing/2015/10/21/chartex" xmlns:cx3="http://schemas.microsoft.com/office/drawing/2016/5/9/chartex" xmlns:cx4="http://schemas.microsoft.com/office/drawing/2016/5/10/chartex" xmlns:cx5="http://schemas.microsoft.com/office/drawing/2016/5/11/chartex" xmlns:cx6="http://schemas.microsoft.com/office/drawing/2016/5/12/chartex" xmlns:cx7="http://schemas.microsoft.com/office/drawing/2016/5/13/chartex" xmlns:cx8="http://schemas.microsoft.com/office/drawing/2016/5/14/chartex" xmlns:mc="http://schemas.openxmlformats.org/markup-compatibility/2006" xmlns:aink="http://schemas.microsoft.com/office/drawing/2016/ink" xmlns:am3d="http://schemas.microsoft.com/office/drawing/2017/model3d" xmlns:o="urn:schemas-microsoft-com:office:office" xmlns:r="http://schemas.openxmlformats.org/officeDocument/2006/relationships" xmlns:m="http://schemas.openxmlformats.org/officeDocument/2006/math" xmlns:v="urn:schemas-microsoft-com:vml" xmlns:wp14="http://schemas.microsoft.com/office/word/2010/wordprocessingDrawing" xmlns:wp="http://schemas.openxmlformats.org/drawingml/2006/wordprocessingDrawing" xmlns:w10="urn:schemas-microsoft-com:office:word" xmlns:w="http://schemas.openxmlformats.org/wordprocessingml/2006/main" xmlns:w14="http://schemas.microsoft.com/office/word/2010/wordml" xmlns:w15="http://schemas.microsoft.com/office/word/2012/wordml" xmlns:w16cex="http://schemas.microsoft.com/office/word/2018/wordml/cex" xmlns:w16cid="http://schemas.microsoft.com/office/word/2016/wordml/cid" xmlns:w16="http://schemas.microsoft.com/office/word/2018/wordml" xmlns:w16sdtdh="http://schemas.microsoft.com/office/word/2020/wordml/sdtdatahash" xmlns:w16se="http://schemas.microsoft.com/office/word/2015/wordml/symex" xmlns:wpg="http://schemas.microsoft.com/office/word/2010/wordprocessingGroup" xmlns:wpi="http://schemas.microsoft.com/office/word/2010/wordprocessingInk" xmlns:wne="http://schemas.microsoft.com/office/word/2006/wordml" xmlns:wps="http://schemas.microsoft.com/office/word/2010/wordprocessingShape" mc:Ignorable="w14 w15 w16se w16cid w16 w16cex w16sdtdh wp14">
+<w:numbering xmlns:wpc="http://schemas.microsoft.com/office/word/2010/wordprocessingCanvas" xmlns:cx="http://schemas.microsoft.com/office/drawing/2014/chartex" xmlns:cx1="http://schemas.microsoft.com/office/drawing/2015/9/8/chartex" xmlns:cx2="http://schemas.microsoft.com/office/drawing/2015/10/21/chartex" xmlns:cx3="http://schemas.microsoft.com/office/drawing/2016/5/9/chartex" xmlns:cx4="http://schemas.microsoft.com/office/drawing/2016/5/10/chartex" xmlns:cx5="http://schemas.microsoft.com/office/drawing/2016/5/11/chartex" xmlns:cx6="http://schemas.microsoft.com/office/drawing/2016/5/12/chartex" xmlns:cx7="http://schemas.microsoft.com/office/drawing/2016/5/13/chartex" xmlns:cx8="http://schemas.microsoft.com/office/drawing/2016/5/14/chartex" xmlns:mc="http://schemas.openxmlformats.org/markup-compatibility/2006" xmlns:aink="http://schemas.microsoft.com/office/drawing/2016/ink" xmlns:am3d="http://schemas.microsoft.com/office/drawing/2017/model3d" xmlns:o="urn:schemas-microsoft-com:office:office" xmlns:oel="http://schemas.microsoft.com/office/2019/extlst" xmlns:r="http://schemas.openxmlformats.org/officeDocument/2006/relationships" xmlns:m="http://schemas.openxmlformats.org/officeDocument/2006/math" xmlns:v="urn:schemas-microsoft-com:vml" xmlns:wp14="http://schemas.microsoft.com/office/word/2010/wordprocessingDrawing" xmlns:wp="http://schemas.openxmlformats.org/drawingml/2006/wordprocessingDrawing" xmlns:w10="urn:schemas-microsoft-com:office:word" xmlns:w="http://schemas.openxmlformats.org/wordprocessingml/2006/main" xmlns:w14="http://schemas.microsoft.com/office/word/2010/wordml" xmlns:w15="http://schemas.microsoft.com/office/word/2012/wordml" xmlns:w16cex="http://schemas.microsoft.com/office/word/2018/wordml/cex" xmlns:w16cid="http://schemas.microsoft.com/office/word/2016/wordml/cid" xmlns:w16="http://schemas.microsoft.com/office/word/2018/wordml" xmlns:w16du="http://schemas.microsoft.com/office/word/2023/wordml/word16du" xmlns:w16sdtdh="http://schemas.microsoft.com/office/word/2020/wordml/sdtdatahash" xmlns:w16sdtfl="http://schemas.microsoft.com/office/word/2024/wordml/sdtformatlock" xmlns:w16se="http://schemas.microsoft.com/office/word/2015/wordml/symex" xmlns:wpg="http://schemas.microsoft.com/office/word/2010/wordprocessingGroup" xmlns:wpi="http://schemas.microsoft.com/office/word/2010/wordprocessingInk" xmlns:wne="http://schemas.microsoft.com/office/word/2006/wordml" xmlns:wps="http://schemas.microsoft.com/office/word/2010/wordprocessingShape" mc:Ignorable="w14 w15 w16se w16cid w16 w16cex w16sdtdh w16sdtfl w16du wp14">
   <w:abstractNum w:abstractNumId="0" w15:restartNumberingAfterBreak="0">
     <w:nsid w:val="129B0ABC"/>
     <w:multiLevelType w:val="multilevel"/>
@@ -7342,44 +7805,44 @@
       </w:rPr>
     </w:lvl>
   </w:abstractNum>
-  <w:num w:numId="1">
+  <w:num w:numId="1" w16cid:durableId="561719054">
     <w:abstractNumId w:val="0"/>
   </w:num>
-  <w:num w:numId="2">
+  <w:num w:numId="2" w16cid:durableId="535048499">
     <w:abstractNumId w:val="4"/>
   </w:num>
-  <w:num w:numId="3">
+  <w:num w:numId="3" w16cid:durableId="723676272">
     <w:abstractNumId w:val="3"/>
   </w:num>
-  <w:num w:numId="4">
+  <w:num w:numId="4" w16cid:durableId="393508006">
     <w:abstractNumId w:val="5"/>
   </w:num>
-  <w:num w:numId="5">
+  <w:num w:numId="5" w16cid:durableId="1438405245">
     <w:abstractNumId w:val="1"/>
   </w:num>
-  <w:num w:numId="6">
+  <w:num w:numId="6" w16cid:durableId="225800831">
     <w:abstractNumId w:val="7"/>
   </w:num>
-  <w:num w:numId="7">
+  <w:num w:numId="7" w16cid:durableId="2013557378">
     <w:abstractNumId w:val="6"/>
   </w:num>
-  <w:num w:numId="8">
+  <w:num w:numId="8" w16cid:durableId="920060680">
     <w:abstractNumId w:val="10"/>
   </w:num>
-  <w:num w:numId="9">
+  <w:num w:numId="9" w16cid:durableId="1845822670">
     <w:abstractNumId w:val="8"/>
   </w:num>
-  <w:num w:numId="10">
+  <w:num w:numId="10" w16cid:durableId="111559694">
     <w:abstractNumId w:val="9"/>
   </w:num>
-  <w:num w:numId="11">
+  <w:num w:numId="11" w16cid:durableId="665010798">
     <w:abstractNumId w:val="2"/>
   </w:num>
 </w:numbering>
 </file>
 
 <file path=word/styles.xml><?xml version="1.0" encoding="utf-8"?>
-<w:styles xmlns:mc="http://schemas.openxmlformats.org/markup-compatibility/2006" xmlns:r="http://schemas.openxmlformats.org/officeDocument/2006/relationships" xmlns:w="http://schemas.openxmlformats.org/wordprocessingml/2006/main" xmlns:w14="http://schemas.microsoft.com/office/word/2010/wordml" xmlns:w15="http://schemas.microsoft.com/office/word/2012/wordml" xmlns:w16cex="http://schemas.microsoft.com/office/word/2018/wordml/cex" xmlns:w16cid="http://schemas.microsoft.com/office/word/2016/wordml/cid" xmlns:w16="http://schemas.microsoft.com/office/word/2018/wordml" xmlns:w16sdtdh="http://schemas.microsoft.com/office/word/2020/wordml/sdtdatahash" xmlns:w16se="http://schemas.microsoft.com/office/word/2015/wordml/symex" mc:Ignorable="w14 w15 w16se w16cid w16 w16cex w16sdtdh">
+<w:styles xmlns:mc="http://schemas.openxmlformats.org/markup-compatibility/2006" xmlns:r="http://schemas.openxmlformats.org/officeDocument/2006/relationships" xmlns:w="http://schemas.openxmlformats.org/wordprocessingml/2006/main" xmlns:w14="http://schemas.microsoft.com/office/word/2010/wordml" xmlns:w15="http://schemas.microsoft.com/office/word/2012/wordml" xmlns:w16cex="http://schemas.microsoft.com/office/word/2018/wordml/cex" xmlns:w16cid="http://schemas.microsoft.com/office/word/2016/wordml/cid" xmlns:w16="http://schemas.microsoft.com/office/word/2018/wordml" xmlns:w16du="http://schemas.microsoft.com/office/word/2023/wordml/word16du" xmlns:w16sdtdh="http://schemas.microsoft.com/office/word/2020/wordml/sdtdatahash" xmlns:w16sdtfl="http://schemas.microsoft.com/office/word/2024/wordml/sdtformatlock" xmlns:w16se="http://schemas.microsoft.com/office/word/2015/wordml/symex" mc:Ignorable="w14 w15 w16se w16cid w16 w16cex w16sdtdh w16sdtfl w16du">
   <w:docDefaults>
     <w:rPrDefault>
       <w:rPr>
